--- a/因子手册与操作指南.docx
+++ b/因子手册与操作指南.docx
@@ -5085,7 +5085,7 @@
           <w:b w:val="0"/>
           <w:sz w:val="20"/>
         </w:rPr>
-        <w:t>• 快层佐证：ETF 资金净流入（F14）→ 日频增量确认</w:t>
+        <w:t>• 拐点确认：超配动量（F4b）由负转正 → 资金边际转向</w:t>
       </w:r>
     </w:p>
     <w:p>
@@ -5099,7 +5099,7 @@
           <w:b w:val="0"/>
           <w:sz w:val="20"/>
         </w:rPr>
-        <w:t>• 满足 ≥2/3（低拥挤+动量转正+资金流入）→ 升级「试探性机会」</w:t>
+        <w:t>• 满足两条（低拥挤 + 动量转正）→ 升级「试探性机会」</w:t>
       </w:r>
     </w:p>
     <w:p>
@@ -5183,7 +5183,7 @@
           <w:color w:val="1F6FEB"/>
           <w:sz w:val="30"/>
         </w:rPr>
-        <w:t>3. 操作指南（9 页看板怎么看）</w:t>
+        <w:t>3. 操作指南（5 页看板怎么看）</w:t>
       </w:r>
     </w:p>
     <w:p>
@@ -5211,21 +5211,7 @@
           <w:b w:val="0"/>
           <w:sz w:val="20"/>
         </w:rPr>
-        <w:t>① 总览：综合判断（市场状态/HHI分位/极度拥挤数/FCI + 5 条判断理由）+ 投资机会解读</w:t>
-      </w:r>
-    </w:p>
-    <w:p>
-      <w:pPr>
-        <w:spacing w:after="60"/>
-        <w:ind w:left="283"/>
-      </w:pPr>
-      <w:r>
-        <w:rPr>
-          <w:rFonts w:ascii="宋体" w:hAnsi="宋体" w:eastAsia="宋体"/>
-          <w:b w:val="0"/>
-          <w:sz w:val="20"/>
-        </w:rPr>
-        <w:t>⑥ 轮动裁决：压力测试结论（可直接用于风控）</w:t>
+        <w:t>① 总览：综合判断（市场状态/HHI分位/极度拥挤数/FCI + 5 条判断理由 + 特征 + 拐点）+ 投资机会解读</w:t>
       </w:r>
     </w:p>
     <w:p>
@@ -5253,7 +5239,7 @@
           <w:b w:val="0"/>
           <w:sz w:val="20"/>
         </w:rPr>
-        <w:t>② 拥挤度总览：单行业钻取 + 31 行业等级明细 + 信号触发记录</w:t>
+        <w:t>② 行业拥挤度：31 行业排名与等级 + 变化榜（环比/同比可切换）+ 拥挤度热力图（36 期）+ 单行业钻取 + 信号触发记录</w:t>
       </w:r>
     </w:p>
     <w:p>
@@ -5267,21 +5253,7 @@
           <w:b w:val="0"/>
           <w:sz w:val="20"/>
         </w:rPr>
-        <w:t>③ 占比变迁：堆叠面积图 / 热力图（标注数值）/ 瀑布图，看资金搬家路径</w:t>
-      </w:r>
-    </w:p>
-    <w:p>
-      <w:pPr>
-        <w:spacing w:after="60"/>
-        <w:ind w:left="283"/>
-      </w:pPr>
-      <w:r>
-        <w:rPr>
-          <w:rFonts w:ascii="宋体" w:hAnsi="宋体" w:eastAsia="宋体"/>
-          <w:b w:val="0"/>
-          <w:sz w:val="20"/>
-        </w:rPr>
-        <w:t>④ ETF 资金流：宽基 + 行业 ETF 日度资金动向（快层）</w:t>
+        <w:t>③ 集中度与结构：HHI/CR 时序 + 堆叠面积图 + 占比热力图（标注数值）+ 环比瀑布图</w:t>
       </w:r>
     </w:p>
     <w:p>
@@ -5309,7 +5281,21 @@
           <w:b w:val="0"/>
           <w:sz w:val="20"/>
         </w:rPr>
-        <w:t>⑤ 因子研究：因子手册 + 投资机会框架 + 全部检验表；⑦ 稳健性检验；⑧ 数据质量与溯源；⑨ 方法说明</w:t>
+        <w:t>④ 因子与检验：因子定义表 + IC 时序 + IC 汇总 + 分级裁决 + 分层回测 + 压力测试（进阶检验收在折叠区）</w:t>
+      </w:r>
+    </w:p>
+    <w:p>
+      <w:pPr>
+        <w:spacing w:after="60"/>
+        <w:ind w:left="283"/>
+      </w:pPr>
+      <w:r>
+        <w:rPr>
+          <w:rFonts w:ascii="宋体" w:hAnsi="宋体" w:eastAsia="宋体"/>
+          <w:b w:val="0"/>
+          <w:sz w:val="20"/>
+        </w:rPr>
+        <w:t>⑤ 数据与方法：数据来源 + 样本覆盖 + 数据质量校验 + 扩窗口径 + 缺陷登记 + 更新指南</w:t>
       </w:r>
     </w:p>
     <w:p>
@@ -5365,7 +5351,7 @@
           <w:b w:val="0"/>
           <w:sz w:val="20"/>
         </w:rPr>
-        <w:t>• 单期极值可能由口径或单期驱动，结论要回 ⑤⑦⑧ 页交叉确认</w:t>
+        <w:t>• 单期极值可能由口径或单期驱动，结论要回 ④ 检验表与 ⑤ 溯源表交叉确认</w:t>
       </w:r>
     </w:p>
     <w:p>
@@ -5508,7 +5494,7 @@
           <w:color w:val="37485C"/>
           <w:sz w:val="19"/>
         </w:rPr>
-        <w:t>python tools/seed_daily_raw.py         # 刷新 ETF 日度资金流</w:t>
+        <w:t>python tools/seed_daily_raw.py         # 刷新日度成交额与覆盖率（可选）</w:t>
       </w:r>
     </w:p>
     <w:p>
@@ -5551,7 +5537,7 @@
           <w:b w:val="0"/>
           <w:sz w:val="20"/>
         </w:rPr>
-        <w:t>• python tools/apptest_all_pages.py     # 9 页 0 异常</w:t>
+        <w:t>• python tools/apptest_all_pages.py     # 5 页 0 异常</w:t>
       </w:r>
     </w:p>
     <w:p>

--- a/因子手册与操作指南.docx
+++ b/因子手册与操作指南.docx
@@ -3529,7 +3529,7 @@
           <w:color w:val="1F2D3D"/>
           <w:sz w:val="25"/>
         </w:rPr>
-        <w:t>F2e / F3e / F4be / F15e　长历史扩窗因子（36 期超配历史）</w:t>
+        <w:t>F2e / F3e / F4be / F15e　长历史扩窗因子（2016Q2 起超配历史）</w:t>
       </w:r>
     </w:p>
     <w:p>
@@ -3544,7 +3544,7 @@
           <w:color w:val="37485C"/>
           <w:sz w:val="20"/>
         </w:rPr>
-        <w:t>用偏股混合 36 期超配长历史做扩窗，把 F2/F3/F4b/F15 从「无法取值」变成「可检验」——结论是：拥挤度因子在长历史下不稳健。</w:t>
+        <w:t>用偏股混合长历史超配序列做扩窗，把 F2/F3/F4b/F15 从「无法取值」变成「可检验」——结论是：拥挤度因子在长历史下不稳健。</w:t>
       </w:r>
     </w:p>
     <w:tbl>
@@ -3782,7 +3782,7 @@
                 <w:b/>
                 <w:sz w:val="19"/>
               </w:rPr>
-              <w:t>实测结果（36 期长样本）</w:t>
+              <w:t>实测结果（长样本）</w:t>
             </w:r>
           </w:p>
         </w:tc>
@@ -3798,7 +3798,7 @@
                 <w:b w:val="0"/>
                 <w:sz w:val="19"/>
               </w:rPr>
-              <w:t>把超配历史回填到 2016（36 期）后，长历史扩窗因子的 IC 观测达 27~30 期：F2e +0.024（p=0.50）、F3e +0.059（p=0.11）、F4be +0.037（p=0.34）、F15e +0.003（p=0.94）——全部不显著。此前 8 期样本下 F2e +0.161、F15e −0.109 的「显著」被证明是小样本伪显著（受 2026 电子极端值驱动）。这印证了 36 期标准的价值：它筛掉了短样本的虚假信号。拥挤度因子在更长历史里没有稳定的截面预测力，本模型定位为「风险描述」而非「交易信号」。</w:t>
+              <w:t>把超配历史回填到 2016 年后，长历史扩窗因子的 IC 观测达 27~30 期：F2e +0.024（p=0.50）、F3e +0.059（p=0.11）、F4be +0.037（p=0.34）、F15e +0.003（p=0.94）——全部不显著。此前 8 期样本下 F2e +0.161、F15e −0.109 的「显著」被证明是小样本伪显著（受 2026 电子极端值驱动）。这印证了 36 期标准的价值：它筛掉了短样本的虚假信号。拥挤度因子在更长历史里没有稳定的截面预测力，本模型定位为「风险描述」而非「交易信号」。</w:t>
             </w:r>
           </w:p>
         </w:tc>
@@ -3833,7 +3833,7 @@
                 <w:b w:val="0"/>
                 <w:sz w:val="19"/>
               </w:rPr>
-              <w:t>Wind：偏股混合重仓（eq_series 35 期）+ 动态 hs300 权重（18 期）。（当前样本实际可用 28 期）</w:t>
+              <w:t>Wind：偏股混合重仓（eq_series 35 期）+ 动态 hs300 权重（18 期）。（当前样本实际可用 29 期）</w:t>
             </w:r>
           </w:p>
         </w:tc>

--- a/因子手册与操作指南.docx
+++ b/因子手册与操作指南.docx
@@ -41,7 +41,7 @@
           <w:color w:val="6B7A8C"/>
           <w:sz w:val="18"/>
         </w:rPr>
-        <w:t>版本 R9（2026-10-03）· 数据源 Wind（主力）+ 东方财富妙想/同花顺 iFinD（交叉验证）</w:t>
+        <w:t>版本 R15（2026-10-22）· 数据源 Wind（主力）+ 东方财富妙想/同花顺 iFinD（交叉验证）</w:t>
       </w:r>
     </w:p>
     <w:p>
@@ -69,7 +69,7 @@
           <w:b w:val="0"/>
           <w:sz w:val="21"/>
         </w:rPr>
-        <w:t>本模型度量「机构资金在行业间拥挤到了什么程度」，是一个风险描述与组合约束工具，不是择时或收益预测工具。核心结论：拥挤度因子在 36 期长历史下无稳定的截面收益预测力，正确用法是「风险排序 + 压力测试 + 集中度约束」。</w:t>
+        <w:t>本模型度量「机构资金在行业间拥挤到了什么程度」，是一个风险描述与组合约束工具，不是择时或收益预测工具。核心结论：拥挤度因子在 37 期长历史下无稳定的截面收益预测力，正确用法是「风险排序 + 压力测试 + 集中度约束」。</w:t>
       </w:r>
     </w:p>
     <w:p>
@@ -4959,7 +4959,1782 @@
           <w:color w:val="1F6FEB"/>
           <w:sz w:val="30"/>
         </w:rPr>
-        <w:t>2. 投资机会判断框架（三层法）</w:t>
+        <w:t>2. 指标释义（每个数字对应什么经济行为）</w:t>
+      </w:r>
+    </w:p>
+    <w:p>
+      <w:pPr>
+        <w:spacing w:after="60"/>
+        <w:ind w:left="0"/>
+      </w:pPr>
+      <w:r>
+        <w:rPr>
+          <w:rFonts w:ascii="宋体" w:hAnsi="宋体" w:eastAsia="宋体"/>
+          <w:b w:val="0"/>
+          <w:color w:val="37485C"/>
+          <w:sz w:val="20"/>
+        </w:rPr>
+        <w:t>本章回答三个问题：这个数怎么算出来、它对应现实世界的什么行为、看到它应该怎么用。手册只固定口径与含义，具体数值随数据更新，以看板为准。</w:t>
+      </w:r>
+    </w:p>
+    <w:p>
+      <w:pPr>
+        <w:spacing w:before="200" w:after="80"/>
+      </w:pPr>
+      <w:r>
+        <w:rPr>
+          <w:rFonts w:ascii="微软雅黑" w:hAnsi="微软雅黑" w:eastAsia="微软雅黑"/>
+          <w:b/>
+          <w:color w:val="1F2D3D"/>
+          <w:sz w:val="25"/>
+        </w:rPr>
+        <w:t>2.1 行业层指标（② 行业拥挤度）</w:t>
+      </w:r>
+    </w:p>
+    <w:tbl>
+      <w:tblPr>
+        <w:tblStyle w:val="TableGrid"/>
+        <w:tblW w:type="auto" w:w="0"/>
+        <w:jc w:val="center"/>
+        <w:tblLook w:firstColumn="1" w:firstRow="1" w:lastColumn="0" w:lastRow="0" w:noHBand="0" w:noVBand="1" w:val="04A0"/>
+      </w:tblPr>
+      <w:tblGrid>
+        <w:gridCol w:w="2436"/>
+        <w:gridCol w:w="2436"/>
+        <w:gridCol w:w="2436"/>
+        <w:gridCol w:w="2436"/>
+      </w:tblGrid>
+      <w:tr>
+        <w:tc>
+          <w:tcPr>
+            <w:tcW w:type="dxa" w:w="1474"/>
+            <w:shd w:val="clear" w:color="auto" w:fill="EEF3FB"/>
+          </w:tcPr>
+          <w:p>
+            <w:r/>
+            <w:r>
+              <w:rPr>
+                <w:rFonts w:ascii="宋体" w:hAnsi="宋体" w:eastAsia="宋体"/>
+                <w:b/>
+                <w:sz w:val="17"/>
+              </w:rPr>
+              <w:t>指标</w:t>
+            </w:r>
+          </w:p>
+        </w:tc>
+        <w:tc>
+          <w:tcPr>
+            <w:tcW w:type="dxa" w:w="2494"/>
+            <w:shd w:val="clear" w:color="auto" w:fill="EEF3FB"/>
+          </w:tcPr>
+          <w:p>
+            <w:r/>
+            <w:r>
+              <w:rPr>
+                <w:rFonts w:ascii="宋体" w:hAnsi="宋体" w:eastAsia="宋体"/>
+                <w:b/>
+                <w:sz w:val="17"/>
+              </w:rPr>
+              <w:t>计算公式</w:t>
+            </w:r>
+          </w:p>
+        </w:tc>
+        <w:tc>
+          <w:tcPr>
+            <w:tcW w:type="dxa" w:w="2494"/>
+            <w:shd w:val="clear" w:color="auto" w:fill="EEF3FB"/>
+          </w:tcPr>
+          <w:p>
+            <w:r/>
+            <w:r>
+              <w:rPr>
+                <w:rFonts w:ascii="宋体" w:hAnsi="宋体" w:eastAsia="宋体"/>
+                <w:b/>
+                <w:sz w:val="17"/>
+              </w:rPr>
+              <w:t>经济内容</w:t>
+            </w:r>
+          </w:p>
+        </w:tc>
+        <w:tc>
+          <w:tcPr>
+            <w:tcW w:type="dxa" w:w="2721"/>
+            <w:shd w:val="clear" w:color="auto" w:fill="EEF3FB"/>
+          </w:tcPr>
+          <w:p>
+            <w:r/>
+            <w:r>
+              <w:rPr>
+                <w:rFonts w:ascii="宋体" w:hAnsi="宋体" w:eastAsia="宋体"/>
+                <w:b/>
+                <w:sz w:val="17"/>
+              </w:rPr>
+              <w:t>投资含义 / 读法与误读</w:t>
+            </w:r>
+          </w:p>
+        </w:tc>
+      </w:tr>
+      <w:tr>
+        <w:tc>
+          <w:tcPr>
+            <w:tcW w:type="dxa" w:w="1474"/>
+          </w:tcPr>
+          <w:p>
+            <w:r/>
+            <w:r>
+              <w:rPr>
+                <w:rFonts w:ascii="宋体" w:hAnsi="宋体" w:eastAsia="宋体"/>
+                <w:b/>
+                <w:sz w:val="17"/>
+              </w:rPr>
+              <w:t>配置比例（%）</w:t>
+            </w:r>
+          </w:p>
+        </w:tc>
+        <w:tc>
+          <w:tcPr>
+            <w:tcW w:type="dxa" w:w="2494"/>
+          </w:tcPr>
+          <w:p>
+            <w:r/>
+            <w:r>
+              <w:rPr>
+                <w:rFonts w:ascii="宋体" w:hAnsi="宋体" w:eastAsia="宋体"/>
+                <w:b w:val="0"/>
+                <w:sz w:val="16"/>
+              </w:rPr>
+              <w:t>Σ(该行业重仓股市值) ÷ Σ(全部重仓股市值)</w:t>
+            </w:r>
+          </w:p>
+        </w:tc>
+        <w:tc>
+          <w:tcPr>
+            <w:tcW w:type="dxa" w:w="2494"/>
+          </w:tcPr>
+          <w:p>
+            <w:r/>
+            <w:r>
+              <w:rPr>
+                <w:rFonts w:ascii="宋体" w:hAnsi="宋体" w:eastAsia="宋体"/>
+                <w:b w:val="0"/>
+                <w:sz w:val="16"/>
+              </w:rPr>
+              <w:t>公募把多少筹码押在这个行业。它是存量：由过去若干季度的买入累积而成，记录的是「机构愿意把多少资产负债表放在这里」，不是当下的边际意愿。</w:t>
+            </w:r>
+          </w:p>
+        </w:tc>
+        <w:tc>
+          <w:tcPr>
+            <w:tcW w:type="dxa" w:w="2721"/>
+          </w:tcPr>
+          <w:p>
+            <w:r/>
+            <w:r>
+              <w:rPr>
+                <w:rFonts w:ascii="宋体" w:hAnsi="宋体" w:eastAsia="宋体"/>
+                <w:b w:val="0"/>
+                <w:sz w:val="16"/>
+              </w:rPr>
+              <w:t>配置越高，该行业的边际定价权越在公募手里——申赎、排名考核、季末调仓会直接变成这个行业的买卖盘；配置低的行业对公募资金不敏感，涨跌更多由产业资本、外资与游资决定。 怎么看：三比：比自身历史（分位）、比基准（超配/配置系数）、比成交（持仓热度 vs 交易热度）。 误读：高配置 ≠ 高估；行业市值暴涨也会被动推高占比，被动上升不含主动加仓的信息。</w:t>
+            </w:r>
+          </w:p>
+        </w:tc>
+      </w:tr>
+      <w:tr>
+        <w:tc>
+          <w:tcPr>
+            <w:tcW w:type="dxa" w:w="1474"/>
+          </w:tcPr>
+          <w:p>
+            <w:r/>
+            <w:r>
+              <w:rPr>
+                <w:rFonts w:ascii="宋体" w:hAnsi="宋体" w:eastAsia="宋体"/>
+                <w:b/>
+                <w:sz w:val="17"/>
+              </w:rPr>
+              <w:t>基准权重（%）</w:t>
+            </w:r>
+          </w:p>
+        </w:tc>
+        <w:tc>
+          <w:tcPr>
+            <w:tcW w:type="dxa" w:w="2494"/>
+          </w:tcPr>
+          <w:p>
+            <w:r/>
+            <w:r>
+              <w:rPr>
+                <w:rFonts w:ascii="宋体" w:hAnsi="宋体" w:eastAsia="宋体"/>
+                <w:b w:val="0"/>
+                <w:sz w:val="16"/>
+              </w:rPr>
+              <w:t>沪深300 成份中该行业自由流通市值 ÷ 指数总自由流通市值（逐季实测）</w:t>
+            </w:r>
+          </w:p>
+        </w:tc>
+        <w:tc>
+          <w:tcPr>
+            <w:tcW w:type="dxa" w:w="2494"/>
+          </w:tcPr>
+          <w:p>
+            <w:r/>
+            <w:r>
+              <w:rPr>
+                <w:rFonts w:ascii="宋体" w:hAnsi="宋体" w:eastAsia="宋体"/>
+                <w:b w:val="0"/>
+                <w:sz w:val="16"/>
+              </w:rPr>
+              <w:t>被动资金的「默认答案」，代表不做主动选择也能拿到的行业暴露。权重由存量市值决定，对产业变迁的反应天然滞后——这正是主动偏离的来源。</w:t>
+            </w:r>
+          </w:p>
+        </w:tc>
+        <w:tc>
+          <w:tcPr>
+            <w:tcW w:type="dxa" w:w="2721"/>
+          </w:tcPr>
+          <w:p>
+            <w:r/>
+            <w:r>
+              <w:rPr>
+                <w:rFonts w:ascii="宋体" w:hAnsi="宋体" w:eastAsia="宋体"/>
+                <w:b w:val="0"/>
+                <w:sz w:val="16"/>
+              </w:rPr>
+              <w:t>基准权重低的行业，主动基金一旦看多就必须大幅超配，超配幅度天然大；基准权重高的行业（银行、非银），低配是常态，不能读成看空。 怎么看：与配置比例并排看倍数（F12）；基准权重 &lt;1% 的行业，超配几个点就会让倍数失真。 误读：把「低配银行」当看空银行——这是指数编制与公募考核共同造成的结构性结果，不是每季度都有的观点。</w:t>
+            </w:r>
+          </w:p>
+        </w:tc>
+      </w:tr>
+      <w:tr>
+        <w:tc>
+          <w:tcPr>
+            <w:tcW w:type="dxa" w:w="1474"/>
+          </w:tcPr>
+          <w:p>
+            <w:r/>
+            <w:r>
+              <w:rPr>
+                <w:rFonts w:ascii="宋体" w:hAnsi="宋体" w:eastAsia="宋体"/>
+                <w:b/>
+                <w:sz w:val="17"/>
+              </w:rPr>
+              <w:t>超配比例（pct）</w:t>
+            </w:r>
+          </w:p>
+        </w:tc>
+        <w:tc>
+          <w:tcPr>
+            <w:tcW w:type="dxa" w:w="2494"/>
+          </w:tcPr>
+          <w:p>
+            <w:r/>
+            <w:r>
+              <w:rPr>
+                <w:rFonts w:ascii="宋体" w:hAnsi="宋体" w:eastAsia="宋体"/>
+                <w:b w:val="0"/>
+                <w:sz w:val="16"/>
+              </w:rPr>
+              <w:t>配置比例 − 基准权重</w:t>
+            </w:r>
+          </w:p>
+        </w:tc>
+        <w:tc>
+          <w:tcPr>
+            <w:tcW w:type="dxa" w:w="2494"/>
+          </w:tcPr>
+          <w:p>
+            <w:r/>
+            <w:r>
+              <w:rPr>
+                <w:rFonts w:ascii="宋体" w:hAnsi="宋体" w:eastAsia="宋体"/>
+                <w:b w:val="0"/>
+                <w:sz w:val="16"/>
+              </w:rPr>
+              <w:t>主动偏离的绝对幅度：正＝集体押注，负＝系统性回避。超配的那部分资金，同时就是未来的同向卖压——它和对冲盘不是同一批人。</w:t>
+            </w:r>
+          </w:p>
+        </w:tc>
+        <w:tc>
+          <w:tcPr>
+            <w:tcW w:type="dxa" w:w="2721"/>
+          </w:tcPr>
+          <w:p>
+            <w:r/>
+            <w:r>
+              <w:rPr>
+                <w:rFonts w:ascii="宋体" w:hAnsi="宋体" w:eastAsia="宋体"/>
+                <w:b w:val="0"/>
+                <w:sz w:val="16"/>
+              </w:rPr>
+              <w:t>超配越厚，该行业越像「公募的共识仓位」：逻辑被证伪时，卖出来的是同一批人、同一方向、同一时点，流动性会在最需要的时候消失。 怎么看：必须双坐标：相对基准（倍数）与相对自身历史（分位/Z）。只报 pct 无法跨行业比较。 误读：跨行业直接比大小。银行超配 5pct 是极端，电子超配 5pct 只是常态，基数不同。</w:t>
+            </w:r>
+          </w:p>
+        </w:tc>
+      </w:tr>
+      <w:tr>
+        <w:tc>
+          <w:tcPr>
+            <w:tcW w:type="dxa" w:w="1474"/>
+          </w:tcPr>
+          <w:p>
+            <w:r/>
+            <w:r>
+              <w:rPr>
+                <w:rFonts w:ascii="宋体" w:hAnsi="宋体" w:eastAsia="宋体"/>
+                <w:b/>
+                <w:sz w:val="17"/>
+              </w:rPr>
+              <w:t>超配 Z（扩窗）</w:t>
+            </w:r>
+          </w:p>
+        </w:tc>
+        <w:tc>
+          <w:tcPr>
+            <w:tcW w:type="dxa" w:w="2494"/>
+          </w:tcPr>
+          <w:p>
+            <w:r/>
+            <w:r>
+              <w:rPr>
+                <w:rFonts w:ascii="宋体" w:hAnsi="宋体" w:eastAsia="宋体"/>
+                <w:b w:val="0"/>
+                <w:sz w:val="16"/>
+              </w:rPr>
+              <w:t>(本期超配 − 扩窗均值) ÷ 扩窗标准差；最少 8 期，只用 ≤t 的数据</w:t>
+            </w:r>
+          </w:p>
+        </w:tc>
+        <w:tc>
+          <w:tcPr>
+            <w:tcW w:type="dxa" w:w="2494"/>
+          </w:tcPr>
+          <w:p>
+            <w:r/>
+            <w:r>
+              <w:rPr>
+                <w:rFonts w:ascii="宋体" w:hAnsi="宋体" w:eastAsia="宋体"/>
+                <w:b w:val="0"/>
+                <w:sz w:val="16"/>
+              </w:rPr>
+              <w:t>把 31 个行业放到「自身历史」这把尺子上，度量仓位的罕见程度。扩窗（无前视）保证每个时点只用当时已知的信息。</w:t>
+            </w:r>
+          </w:p>
+        </w:tc>
+        <w:tc>
+          <w:tcPr>
+            <w:tcW w:type="dxa" w:w="2721"/>
+          </w:tcPr>
+          <w:p>
+            <w:r/>
+            <w:r>
+              <w:rPr>
+                <w:rFonts w:ascii="宋体" w:hAnsi="宋体" w:eastAsia="宋体"/>
+                <w:b w:val="0"/>
+                <w:sz w:val="16"/>
+              </w:rPr>
+              <w:t>Z 高＝仓位已到历史少见的位置，继续加仓需要新资金而非存量调仓；边际买盘一旦衰竭，同等幅度的利空会被放大。 怎么看：|Z|&gt;1.5 关注、&gt;2 极端；与分位交叉验证（厚尾分布下 Z 会夸大罕见度）。 误读：把 Z 当涨跌预测。Z 是位置不是方向，Z=4 只说明仓位罕见，不说明要跌。</w:t>
+            </w:r>
+          </w:p>
+        </w:tc>
+      </w:tr>
+      <w:tr>
+        <w:tc>
+          <w:tcPr>
+            <w:tcW w:type="dxa" w:w="1474"/>
+          </w:tcPr>
+          <w:p>
+            <w:r/>
+            <w:r>
+              <w:rPr>
+                <w:rFonts w:ascii="宋体" w:hAnsi="宋体" w:eastAsia="宋体"/>
+                <w:b/>
+                <w:sz w:val="17"/>
+              </w:rPr>
+              <w:t>超配历史分位（%）</w:t>
+            </w:r>
+          </w:p>
+        </w:tc>
+        <w:tc>
+          <w:tcPr>
+            <w:tcW w:type="dxa" w:w="2494"/>
+          </w:tcPr>
+          <w:p>
+            <w:r/>
+            <w:r>
+              <w:rPr>
+                <w:rFonts w:ascii="宋体" w:hAnsi="宋体" w:eastAsia="宋体"/>
+                <w:b w:val="0"/>
+                <w:sz w:val="16"/>
+              </w:rPr>
+              <w:t>扩窗内「历史超配 &lt; 当前超配」的期数占比 ×100</w:t>
+            </w:r>
+          </w:p>
+        </w:tc>
+        <w:tc>
+          <w:tcPr>
+            <w:tcW w:type="dxa" w:w="2494"/>
+          </w:tcPr>
+          <w:p>
+            <w:r/>
+            <w:r>
+              <w:rPr>
+                <w:rFonts w:ascii="宋体" w:hAnsi="宋体" w:eastAsia="宋体"/>
+                <w:b w:val="0"/>
+                <w:sz w:val="16"/>
+              </w:rPr>
+              <w:t>与 Z 同源但更稳健：分位数不受离群值绑架，语义直白——「有数据以来 100% 的时间都没这么重过」。</w:t>
+            </w:r>
+          </w:p>
+        </w:tc>
+        <w:tc>
+          <w:tcPr>
+            <w:tcW w:type="dxa" w:w="2721"/>
+          </w:tcPr>
+          <w:p>
+            <w:r/>
+            <w:r>
+              <w:rPr>
+                <w:rFonts w:ascii="宋体" w:hAnsi="宋体" w:eastAsia="宋体"/>
+                <w:b w:val="0"/>
+                <w:sz w:val="16"/>
+              </w:rPr>
+              <w:t>分位越高，剩余的仓位空间越小。这是仓位维度的约束，不是价格维度的约束。 怎么看：≥90 极度拥挤；75–90 偏拥挤；≤10 显著低配。 误读：分位 100% 不等于到顶：只要净值继续跑赢，高仓位可以靠上涨自我维持很久。</w:t>
+            </w:r>
+          </w:p>
+        </w:tc>
+      </w:tr>
+      <w:tr>
+        <w:tc>
+          <w:tcPr>
+            <w:tcW w:type="dxa" w:w="1474"/>
+          </w:tcPr>
+          <w:p>
+            <w:r/>
+            <w:r>
+              <w:rPr>
+                <w:rFonts w:ascii="宋体" w:hAnsi="宋体" w:eastAsia="宋体"/>
+                <w:b/>
+                <w:sz w:val="17"/>
+              </w:rPr>
+              <w:t>配置系数 F12（×）</w:t>
+            </w:r>
+          </w:p>
+        </w:tc>
+        <w:tc>
+          <w:tcPr>
+            <w:tcW w:type="dxa" w:w="2494"/>
+          </w:tcPr>
+          <w:p>
+            <w:r/>
+            <w:r>
+              <w:rPr>
+                <w:rFonts w:ascii="宋体" w:hAnsi="宋体" w:eastAsia="宋体"/>
+                <w:b w:val="0"/>
+                <w:sz w:val="16"/>
+              </w:rPr>
+              <w:t>配置比例 ÷ 基准权重</w:t>
+            </w:r>
+          </w:p>
+        </w:tc>
+        <w:tc>
+          <w:tcPr>
+            <w:tcW w:type="dxa" w:w="2494"/>
+          </w:tcPr>
+          <w:p>
+            <w:r/>
+            <w:r>
+              <w:rPr>
+                <w:rFonts w:ascii="宋体" w:hAnsi="宋体" w:eastAsia="宋体"/>
+                <w:b w:val="0"/>
+                <w:sz w:val="16"/>
+              </w:rPr>
+              <w:t>「相对指数下了几倍的注」。剔除行业体量差异后，31 个行业第一次可以横向比较。</w:t>
+            </w:r>
+          </w:p>
+        </w:tc>
+        <w:tc>
+          <w:tcPr>
+            <w:tcW w:type="dxa" w:w="2721"/>
+          </w:tcPr>
+          <w:p>
+            <w:r/>
+            <w:r>
+              <w:rPr>
+                <w:rFonts w:ascii="宋体" w:hAnsi="宋体" w:eastAsia="宋体"/>
+                <w:b w:val="0"/>
+                <w:sz w:val="16"/>
+              </w:rPr>
+              <w:t>&gt;2.5＝公募仓位是指数权重的 2.5 倍以上，属极端共识；&lt;0.5＝机构基本放弃该行业，边际定价权已让渡给其他资金。 怎么看：与分位互补：F12 相对市场，分位相对自身历史；两者同高才是「双高」。 误读：基准权重接近 0 的行业（综合、纺织服饰）倍数会被除零放大，排序必须设权重门槛。</w:t>
+            </w:r>
+          </w:p>
+        </w:tc>
+      </w:tr>
+      <w:tr>
+        <w:tc>
+          <w:tcPr>
+            <w:tcW w:type="dxa" w:w="1474"/>
+          </w:tcPr>
+          <w:p>
+            <w:r/>
+            <w:r>
+              <w:rPr>
+                <w:rFonts w:ascii="宋体" w:hAnsi="宋体" w:eastAsia="宋体"/>
+                <w:b/>
+                <w:sz w:val="17"/>
+              </w:rPr>
+              <w:t>筹码盈利比例 F13（%）</w:t>
+            </w:r>
+          </w:p>
+        </w:tc>
+        <w:tc>
+          <w:tcPr>
+            <w:tcW w:type="dxa" w:w="2494"/>
+          </w:tcPr>
+          <w:p>
+            <w:r/>
+            <w:r>
+              <w:rPr>
+                <w:rFonts w:ascii="宋体" w:hAnsi="宋体" w:eastAsia="宋体"/>
+                <w:b w:val="0"/>
+                <w:sz w:val="16"/>
+              </w:rPr>
+              <w:t>现价高于成交量加权成本的市值 ÷ 行业总市值</w:t>
+            </w:r>
+          </w:p>
+        </w:tc>
+        <w:tc>
+          <w:tcPr>
+            <w:tcW w:type="dxa" w:w="2494"/>
+          </w:tcPr>
+          <w:p>
+            <w:r/>
+            <w:r>
+              <w:rPr>
+                <w:rFonts w:ascii="宋体" w:hAnsi="宋体" w:eastAsia="宋体"/>
+                <w:b w:val="0"/>
+                <w:sz w:val="16"/>
+              </w:rPr>
+              <w:t>浮盈盘的厚度。它同时是持有者的心理安全垫，和随时可以兑现的潜在筹码。</w:t>
+            </w:r>
+          </w:p>
+        </w:tc>
+        <w:tc>
+          <w:tcPr>
+            <w:tcW w:type="dxa" w:w="2721"/>
+          </w:tcPr>
+          <w:p>
+            <w:r/>
+            <w:r>
+              <w:rPr>
+                <w:rFonts w:ascii="宋体" w:hAnsi="宋体" w:eastAsia="宋体"/>
+                <w:b w:val="0"/>
+                <w:sz w:val="16"/>
+              </w:rPr>
+              <w:t>高浮盈 + 高配置＝双脆弱：回撤把浮盈打掉后，减仓会自我强化。但高浮盈本身也是趋势确认——套牢盘少，上行阻力小。 怎么看：&gt;70% 获利盘极重；与超配分位同高时风险叠加；与低配同高时是「轻装」。 误读：当成卖出信号。它只改变回撤时的抛压弹性，不决定方向。</w:t>
+            </w:r>
+          </w:p>
+        </w:tc>
+      </w:tr>
+      <w:tr>
+        <w:tc>
+          <w:tcPr>
+            <w:tcW w:type="dxa" w:w="1474"/>
+          </w:tcPr>
+          <w:p>
+            <w:r/>
+            <w:r>
+              <w:rPr>
+                <w:rFonts w:ascii="宋体" w:hAnsi="宋体" w:eastAsia="宋体"/>
+                <w:b/>
+                <w:sz w:val="17"/>
+              </w:rPr>
+              <w:t>成交额占比 / 分位（%）</w:t>
+            </w:r>
+          </w:p>
+        </w:tc>
+        <w:tc>
+          <w:tcPr>
+            <w:tcW w:type="dxa" w:w="2494"/>
+          </w:tcPr>
+          <w:p>
+            <w:r/>
+            <w:r>
+              <w:rPr>
+                <w:rFonts w:ascii="宋体" w:hAnsi="宋体" w:eastAsia="宋体"/>
+                <w:b w:val="0"/>
+                <w:sz w:val="16"/>
+              </w:rPr>
+              <w:t>行业成交额 ÷ 全市场成交额；分位为扩窗历史分位</w:t>
+            </w:r>
+          </w:p>
+        </w:tc>
+        <w:tc>
+          <w:tcPr>
+            <w:tcW w:type="dxa" w:w="2494"/>
+          </w:tcPr>
+          <w:p>
+            <w:r/>
+            <w:r>
+              <w:rPr>
+                <w:rFonts w:ascii="宋体" w:hAnsi="宋体" w:eastAsia="宋体"/>
+                <w:b w:val="0"/>
+                <w:sz w:val="16"/>
+              </w:rPr>
+              <w:t>注意力与换手的分布，是流量而非存量。持仓告诉你谁拿着，成交告诉你谁在交易。</w:t>
+            </w:r>
+          </w:p>
+        </w:tc>
+        <w:tc>
+          <w:tcPr>
+            <w:tcW w:type="dxa" w:w="2721"/>
+          </w:tcPr>
+          <w:p>
+            <w:r/>
+            <w:r>
+              <w:rPr>
+                <w:rFonts w:ascii="宋体" w:hAnsi="宋体" w:eastAsia="宋体"/>
+                <w:b w:val="0"/>
+                <w:sz w:val="16"/>
+              </w:rPr>
+              <w:t>持仓拥挤 + 交易拥挤＝真拥挤（机构与散户共振）；只有交易热而持仓不重＝主题行情，通常来得快去得也快。 怎么看：成交分位 &gt;90 且配置分位 &lt;50 → 游资/主题；两者同高 → 共振；成交分位 &lt;30 而配置分位 &gt;90 → 存量抱团、增量已撤。 误读：成交占比高可能只是行业扩容（大市值、新股上市），必须同时看历史分位。</w:t>
+            </w:r>
+          </w:p>
+        </w:tc>
+      </w:tr>
+      <w:tr>
+        <w:tc>
+          <w:tcPr>
+            <w:tcW w:type="dxa" w:w="1474"/>
+          </w:tcPr>
+          <w:p>
+            <w:r/>
+            <w:r>
+              <w:rPr>
+                <w:rFonts w:ascii="宋体" w:hAnsi="宋体" w:eastAsia="宋体"/>
+                <w:b/>
+                <w:sz w:val="17"/>
+              </w:rPr>
+              <w:t>综合拥挤度 F11 / F11e</w:t>
+            </w:r>
+          </w:p>
+        </w:tc>
+        <w:tc>
+          <w:tcPr>
+            <w:tcW w:type="dxa" w:w="2494"/>
+          </w:tcPr>
+          <w:p>
+            <w:r/>
+            <w:r>
+              <w:rPr>
+                <w:rFonts w:ascii="宋体" w:hAnsi="宋体" w:eastAsia="宋体"/>
+                <w:b w:val="0"/>
+                <w:sz w:val="16"/>
+              </w:rPr>
+              <w:t>超配、超配 Z、超配分位、超配动量 四项横截面 Z 加权（0.20/0.25/0.15/0.10 归一）</w:t>
+            </w:r>
+          </w:p>
+        </w:tc>
+        <w:tc>
+          <w:tcPr>
+            <w:tcW w:type="dxa" w:w="2494"/>
+          </w:tcPr>
+          <w:p>
+            <w:r/>
+            <w:r>
+              <w:rPr>
+                <w:rFonts w:ascii="宋体" w:hAnsi="宋体" w:eastAsia="宋体"/>
+                <w:b w:val="0"/>
+                <w:sz w:val="16"/>
+              </w:rPr>
+              <w:t>把「仓位水平、历史位置、边际方向」压成一个可排序的分数，回答唯一的问题：谁最挤。F11e 是同一算法在偏股混合长历史（2016 起）上的版本，跨期可比。</w:t>
+            </w:r>
+          </w:p>
+        </w:tc>
+        <w:tc>
+          <w:tcPr>
+            <w:tcW w:type="dxa" w:w="2721"/>
+          </w:tcPr>
+          <w:p>
+            <w:r/>
+            <w:r>
+              <w:rPr>
+                <w:rFonts w:ascii="宋体" w:hAnsi="宋体" w:eastAsia="宋体"/>
+                <w:b w:val="0"/>
+                <w:sz w:val="16"/>
+              </w:rPr>
+              <w:t>排序工具，不是买卖信号。前 3 名是共识最厚、也最依赖增量资金维持的位置。 怎么看：三看：绝对值（&gt;1.5）、排名（前 5）、变化（环比变挤/变松，见页面底部变化榜）。 误读：合成会平均掉单维极值：F11 中性但分位 100% 的行业（如建筑材料），必须回看分项。</w:t>
+            </w:r>
+          </w:p>
+        </w:tc>
+      </w:tr>
+      <w:tr>
+        <w:tc>
+          <w:tcPr>
+            <w:tcW w:type="dxa" w:w="1474"/>
+          </w:tcPr>
+          <w:p>
+            <w:r/>
+            <w:r>
+              <w:rPr>
+                <w:rFonts w:ascii="宋体" w:hAnsi="宋体" w:eastAsia="宋体"/>
+                <w:b/>
+                <w:sz w:val="17"/>
+              </w:rPr>
+              <w:t>拥挤等级</w:t>
+            </w:r>
+          </w:p>
+        </w:tc>
+        <w:tc>
+          <w:tcPr>
+            <w:tcW w:type="dxa" w:w="2494"/>
+          </w:tcPr>
+          <w:p>
+            <w:r/>
+            <w:r>
+              <w:rPr>
+                <w:rFonts w:ascii="宋体" w:hAnsi="宋体" w:eastAsia="宋体"/>
+                <w:b w:val="0"/>
+                <w:sz w:val="16"/>
+              </w:rPr>
+              <w:t>由超配分位与配置系数双阈值触发，取最高级（5 档）</w:t>
+            </w:r>
+          </w:p>
+        </w:tc>
+        <w:tc>
+          <w:tcPr>
+            <w:tcW w:type="dxa" w:w="2494"/>
+          </w:tcPr>
+          <w:p>
+            <w:r/>
+            <w:r>
+              <w:rPr>
+                <w:rFonts w:ascii="宋体" w:hAnsi="宋体" w:eastAsia="宋体"/>
+                <w:b w:val="0"/>
+                <w:sz w:val="16"/>
+              </w:rPr>
+              <w:t>把连续指标离散成可扫描的预警档位，服务于「31 个行业一屏看完」的实务需求。</w:t>
+            </w:r>
+          </w:p>
+        </w:tc>
+        <w:tc>
+          <w:tcPr>
+            <w:tcW w:type="dxa" w:w="2721"/>
+          </w:tcPr>
+          <w:p>
+            <w:r/>
+            <w:r>
+              <w:rPr>
+                <w:rFonts w:ascii="宋体" w:hAnsi="宋体" w:eastAsia="宋体"/>
+                <w:b w:val="0"/>
+                <w:sz w:val="16"/>
+              </w:rPr>
+              <w:t>等级越高，「共识—脆弱」的组合越极端；但等级本身不区分「景气驱动」与「炒作驱动」，这两种拥挤的持续性完全不同。 怎么看：等级 + 口径背离标记 + 四象限（配置分位 × 成交分位）三者合看。 误读：把等级当估值。等级是相对历史与相对基准的位置，不含绝对估值信息。</w:t>
+            </w:r>
+          </w:p>
+        </w:tc>
+      </w:tr>
+    </w:tbl>
+    <w:p>
+      <w:pPr>
+        <w:spacing w:before="200" w:after="80"/>
+      </w:pPr>
+      <w:r>
+        <w:rPr>
+          <w:rFonts w:ascii="微软雅黑" w:hAnsi="微软雅黑" w:eastAsia="微软雅黑"/>
+          <w:b/>
+          <w:color w:val="1F2D3D"/>
+          <w:sz w:val="25"/>
+        </w:rPr>
+        <w:t>2.2 市场层指标（① 总览 / ③ 集中度与结构）</w:t>
+      </w:r>
+    </w:p>
+    <w:tbl>
+      <w:tblPr>
+        <w:tblStyle w:val="TableGrid"/>
+        <w:tblW w:type="auto" w:w="0"/>
+        <w:jc w:val="center"/>
+        <w:tblLook w:firstColumn="1" w:firstRow="1" w:lastColumn="0" w:lastRow="0" w:noHBand="0" w:noVBand="1" w:val="04A0"/>
+      </w:tblPr>
+      <w:tblGrid>
+        <w:gridCol w:w="2436"/>
+        <w:gridCol w:w="2436"/>
+        <w:gridCol w:w="2436"/>
+        <w:gridCol w:w="2436"/>
+      </w:tblGrid>
+      <w:tr>
+        <w:tc>
+          <w:tcPr>
+            <w:tcW w:type="dxa" w:w="1474"/>
+            <w:shd w:val="clear" w:color="auto" w:fill="EEF3FB"/>
+          </w:tcPr>
+          <w:p>
+            <w:r/>
+            <w:r>
+              <w:rPr>
+                <w:rFonts w:ascii="宋体" w:hAnsi="宋体" w:eastAsia="宋体"/>
+                <w:b/>
+                <w:sz w:val="17"/>
+              </w:rPr>
+              <w:t>指标</w:t>
+            </w:r>
+          </w:p>
+        </w:tc>
+        <w:tc>
+          <w:tcPr>
+            <w:tcW w:type="dxa" w:w="2494"/>
+            <w:shd w:val="clear" w:color="auto" w:fill="EEF3FB"/>
+          </w:tcPr>
+          <w:p>
+            <w:r/>
+            <w:r>
+              <w:rPr>
+                <w:rFonts w:ascii="宋体" w:hAnsi="宋体" w:eastAsia="宋体"/>
+                <w:b/>
+                <w:sz w:val="17"/>
+              </w:rPr>
+              <w:t>计算公式</w:t>
+            </w:r>
+          </w:p>
+        </w:tc>
+        <w:tc>
+          <w:tcPr>
+            <w:tcW w:type="dxa" w:w="2494"/>
+            <w:shd w:val="clear" w:color="auto" w:fill="EEF3FB"/>
+          </w:tcPr>
+          <w:p>
+            <w:r/>
+            <w:r>
+              <w:rPr>
+                <w:rFonts w:ascii="宋体" w:hAnsi="宋体" w:eastAsia="宋体"/>
+                <w:b/>
+                <w:sz w:val="17"/>
+              </w:rPr>
+              <w:t>经济内容</w:t>
+            </w:r>
+          </w:p>
+        </w:tc>
+        <w:tc>
+          <w:tcPr>
+            <w:tcW w:type="dxa" w:w="2721"/>
+            <w:shd w:val="clear" w:color="auto" w:fill="EEF3FB"/>
+          </w:tcPr>
+          <w:p>
+            <w:r/>
+            <w:r>
+              <w:rPr>
+                <w:rFonts w:ascii="宋体" w:hAnsi="宋体" w:eastAsia="宋体"/>
+                <w:b/>
+                <w:sz w:val="17"/>
+              </w:rPr>
+              <w:t>投资含义 / 读法与误读</w:t>
+            </w:r>
+          </w:p>
+        </w:tc>
+      </w:tr>
+      <w:tr>
+        <w:tc>
+          <w:tcPr>
+            <w:tcW w:type="dxa" w:w="1474"/>
+          </w:tcPr>
+          <w:p>
+            <w:r/>
+            <w:r>
+              <w:rPr>
+                <w:rFonts w:ascii="宋体" w:hAnsi="宋体" w:eastAsia="宋体"/>
+                <w:b/>
+                <w:sz w:val="17"/>
+              </w:rPr>
+              <w:t>HHI 行业集中度</w:t>
+            </w:r>
+          </w:p>
+        </w:tc>
+        <w:tc>
+          <w:tcPr>
+            <w:tcW w:type="dxa" w:w="2494"/>
+          </w:tcPr>
+          <w:p>
+            <w:r/>
+            <w:r>
+              <w:rPr>
+                <w:rFonts w:ascii="宋体" w:hAnsi="宋体" w:eastAsia="宋体"/>
+                <w:b w:val="0"/>
+                <w:sz w:val="16"/>
+              </w:rPr>
+              <w:t>Σ(各行业配置占比)²，占比取小数；31 行业等权时 = 1/31 ≈ 0.0323</w:t>
+            </w:r>
+          </w:p>
+        </w:tc>
+        <w:tc>
+          <w:tcPr>
+            <w:tcW w:type="dxa" w:w="2494"/>
+          </w:tcPr>
+          <w:p>
+            <w:r/>
+            <w:r>
+              <w:rPr>
+                <w:rFonts w:ascii="宋体" w:hAnsi="宋体" w:eastAsia="宋体"/>
+                <w:b w:val="0"/>
+                <w:sz w:val="16"/>
+              </w:rPr>
+              <w:t>行业维度的分散度。HHI 越高，组合越像「少数行业的组合」，行业分散这道风控防线越失效。</w:t>
+            </w:r>
+          </w:p>
+        </w:tc>
+        <w:tc>
+          <w:tcPr>
+            <w:tcW w:type="dxa" w:w="2721"/>
+          </w:tcPr>
+          <w:p>
+            <w:r/>
+            <w:r>
+              <w:rPr>
+                <w:rFonts w:ascii="宋体" w:hAnsi="宋体" w:eastAsia="宋体"/>
+                <w:b w:val="0"/>
+                <w:sz w:val="16"/>
+              </w:rPr>
+              <w:t>HHI 高＝净值由少数行业共同驱动，回撤时同向、无对冲；也是基金同质化的度量——同质化越高，赎回冲击越集中。 怎么看：与等权基准（0.0323）比倍数、与自身历史分位比位置；0.23 ≈ 等权的 7 倍。 误读：HHI 上升可能只是行业市值分化（涨出来的权重），不等于主动加仓。</w:t>
+            </w:r>
+          </w:p>
+        </w:tc>
+      </w:tr>
+      <w:tr>
+        <w:tc>
+          <w:tcPr>
+            <w:tcW w:type="dxa" w:w="1474"/>
+          </w:tcPr>
+          <w:p>
+            <w:r/>
+            <w:r>
+              <w:rPr>
+                <w:rFonts w:ascii="宋体" w:hAnsi="宋体" w:eastAsia="宋体"/>
+                <w:b/>
+                <w:sz w:val="17"/>
+              </w:rPr>
+              <w:t>CR3 / CR5 / CR10（%）</w:t>
+            </w:r>
+          </w:p>
+        </w:tc>
+        <w:tc>
+          <w:tcPr>
+            <w:tcW w:type="dxa" w:w="2494"/>
+          </w:tcPr>
+          <w:p>
+            <w:r/>
+            <w:r>
+              <w:rPr>
+                <w:rFonts w:ascii="宋体" w:hAnsi="宋体" w:eastAsia="宋体"/>
+                <w:b w:val="0"/>
+                <w:sz w:val="16"/>
+              </w:rPr>
+              <w:t>前 3 / 5 / 10 大行业的配置占比之和</w:t>
+            </w:r>
+          </w:p>
+        </w:tc>
+        <w:tc>
+          <w:tcPr>
+            <w:tcW w:type="dxa" w:w="2494"/>
+          </w:tcPr>
+          <w:p>
+            <w:r/>
+            <w:r>
+              <w:rPr>
+                <w:rFonts w:ascii="宋体" w:hAnsi="宋体" w:eastAsia="宋体"/>
+                <w:b w:val="0"/>
+                <w:sz w:val="16"/>
+              </w:rPr>
+              <w:t>头部集中度。CR3 直接回答「多少筹码压在几个行业上」。</w:t>
+            </w:r>
+          </w:p>
+        </w:tc>
+        <w:tc>
+          <w:tcPr>
+            <w:tcW w:type="dxa" w:w="2721"/>
+          </w:tcPr>
+          <w:p>
+            <w:r/>
+            <w:r>
+              <w:rPr>
+                <w:rFonts w:ascii="宋体" w:hAnsi="宋体" w:eastAsia="宋体"/>
+                <w:b w:val="0"/>
+                <w:sz w:val="16"/>
+              </w:rPr>
+              <w:t>CR3 超过 2/3 时，「选行业」比「选个股」更决定净值；任一头部行业的政策或景气变化，都会主导整个主动权益群体的表现。 怎么看：CR3 与 CR10 的差额＝第 4~10 名的厚度；差额小说明是「三强鼎立」，差额大说明是「一超多强」。 误读：把 CR 上升一律解读为抱团——行业市值涨跌本身会改变 CR。</w:t>
+            </w:r>
+          </w:p>
+        </w:tc>
+      </w:tr>
+      <w:tr>
+        <w:tc>
+          <w:tcPr>
+            <w:tcW w:type="dxa" w:w="1474"/>
+          </w:tcPr>
+          <w:p>
+            <w:r/>
+            <w:r>
+              <w:rPr>
+                <w:rFonts w:ascii="宋体" w:hAnsi="宋体" w:eastAsia="宋体"/>
+                <w:b/>
+                <w:sz w:val="17"/>
+              </w:rPr>
+              <w:t>第一大重仓行业（%）</w:t>
+            </w:r>
+          </w:p>
+        </w:tc>
+        <w:tc>
+          <w:tcPr>
+            <w:tcW w:type="dxa" w:w="2494"/>
+          </w:tcPr>
+          <w:p>
+            <w:r/>
+            <w:r>
+              <w:rPr>
+                <w:rFonts w:ascii="宋体" w:hAnsi="宋体" w:eastAsia="宋体"/>
+                <w:b w:val="0"/>
+                <w:sz w:val="16"/>
+              </w:rPr>
+              <w:t>配置占比最高的行业及其占比</w:t>
+            </w:r>
+          </w:p>
+        </w:tc>
+        <w:tc>
+          <w:tcPr>
+            <w:tcW w:type="dxa" w:w="2494"/>
+          </w:tcPr>
+          <w:p>
+            <w:r/>
+            <w:r>
+              <w:rPr>
+                <w:rFonts w:ascii="宋体" w:hAnsi="宋体" w:eastAsia="宋体"/>
+                <w:b w:val="0"/>
+                <w:sz w:val="16"/>
+              </w:rPr>
+              <w:t>单点暴露。它标出当前主动权益群体「最重要的一笔共识」。</w:t>
+            </w:r>
+          </w:p>
+        </w:tc>
+        <w:tc>
+          <w:tcPr>
+            <w:tcW w:type="dxa" w:w="2721"/>
+          </w:tcPr>
+          <w:p>
+            <w:r/>
+            <w:r>
+              <w:rPr>
+                <w:rFonts w:ascii="宋体" w:hAnsi="宋体" w:eastAsia="宋体"/>
+                <w:b w:val="0"/>
+                <w:sz w:val="16"/>
+              </w:rPr>
+              <w:t>占比 &gt;40% 时，组合已近似行业基金：风格标签失真、赎回压力集中在同一赛道、与基准的偏离无法靠其他行业对冲。 怎么看：看三点：占比、领先第二名多少、以及这个行业自身处在什么拥挤等级。 误读：把「第一大重仓」当成推荐。它描述的是群体行为，不是投资建议。</w:t>
+            </w:r>
+          </w:p>
+        </w:tc>
+      </w:tr>
+      <w:tr>
+        <w:tc>
+          <w:tcPr>
+            <w:tcW w:type="dxa" w:w="1474"/>
+          </w:tcPr>
+          <w:p>
+            <w:r/>
+            <w:r>
+              <w:rPr>
+                <w:rFonts w:ascii="宋体" w:hAnsi="宋体" w:eastAsia="宋体"/>
+                <w:b/>
+                <w:sz w:val="17"/>
+              </w:rPr>
+              <w:t>个股集中度 / 前十占净值比（%）</w:t>
+            </w:r>
+          </w:p>
+        </w:tc>
+        <w:tc>
+          <w:tcPr>
+            <w:tcW w:type="dxa" w:w="2494"/>
+          </w:tcPr>
+          <w:p>
+            <w:r/>
+            <w:r>
+              <w:rPr>
+                <w:rFonts w:ascii="宋体" w:hAnsi="宋体" w:eastAsia="宋体"/>
+                <w:b w:val="0"/>
+                <w:sz w:val="16"/>
+              </w:rPr>
+              <w:t>前十大重仓股合计市值 ÷ 基金净值（样本均值）；另统计重仓股只数</w:t>
+            </w:r>
+          </w:p>
+        </w:tc>
+        <w:tc>
+          <w:tcPr>
+            <w:tcW w:type="dxa" w:w="2494"/>
+          </w:tcPr>
+          <w:p>
+            <w:r/>
+            <w:r>
+              <w:rPr>
+                <w:rFonts w:ascii="宋体" w:hAnsi="宋体" w:eastAsia="宋体"/>
+                <w:b w:val="0"/>
+                <w:sz w:val="16"/>
+              </w:rPr>
+              <w:t>选股集中度，同时是仓位代理（不是真实股票仓位）。只数越少、占比越高，说明基金经理越依赖少数标的表达观点。</w:t>
+            </w:r>
+          </w:p>
+        </w:tc>
+        <w:tc>
+          <w:tcPr>
+            <w:tcW w:type="dxa" w:w="2721"/>
+          </w:tcPr>
+          <w:p>
+            <w:r/>
+            <w:r>
+              <w:rPr>
+                <w:rFonts w:ascii="宋体" w:hAnsi="宋体" w:eastAsia="宋体"/>
+                <w:b w:val="0"/>
+                <w:sz w:val="16"/>
+              </w:rPr>
+              <w:t>集中度高＝个股风险大、调仓冲击成本高，但也说明有确信度；对拥挤度而言，重仓股即组合，卖出时没有缓冲。 怎么看：与样本基金数、重仓股只数一起看：只数下降而占比上升＝共识收敛。 误读：把「前十占净值比」当股票仓位。它是下限性质的代理，真实仓位还包含非重仓持股。</w:t>
+            </w:r>
+          </w:p>
+        </w:tc>
+      </w:tr>
+      <w:tr>
+        <w:tc>
+          <w:tcPr>
+            <w:tcW w:type="dxa" w:w="1474"/>
+          </w:tcPr>
+          <w:p>
+            <w:r/>
+            <w:r>
+              <w:rPr>
+                <w:rFonts w:ascii="宋体" w:hAnsi="宋体" w:eastAsia="宋体"/>
+                <w:b/>
+                <w:sz w:val="17"/>
+              </w:rPr>
+              <w:t>配置占比的环比变化（pct）</w:t>
+            </w:r>
+          </w:p>
+        </w:tc>
+        <w:tc>
+          <w:tcPr>
+            <w:tcW w:type="dxa" w:w="2494"/>
+          </w:tcPr>
+          <w:p>
+            <w:r/>
+            <w:r>
+              <w:rPr>
+                <w:rFonts w:ascii="宋体" w:hAnsi="宋体" w:eastAsia="宋体"/>
+                <w:b w:val="0"/>
+                <w:sz w:val="16"/>
+              </w:rPr>
+              <w:t>本期行业配置占比 − 上一期行业配置占比</w:t>
+            </w:r>
+          </w:p>
+        </w:tc>
+        <w:tc>
+          <w:tcPr>
+            <w:tcW w:type="dxa" w:w="2494"/>
+          </w:tcPr>
+          <w:p>
+            <w:r/>
+            <w:r>
+              <w:rPr>
+                <w:rFonts w:ascii="宋体" w:hAnsi="宋体" w:eastAsia="宋体"/>
+                <w:b w:val="0"/>
+                <w:sz w:val="16"/>
+              </w:rPr>
+              <w:t>存量分布逐季的差分，也就是「这个季度资金从哪搬到哪」。占比变化把「行业涨跌」与「主动加减仓」混在一起，是流量与价格效应的合成。</w:t>
+            </w:r>
+          </w:p>
+        </w:tc>
+        <w:tc>
+          <w:tcPr>
+            <w:tcW w:type="dxa" w:w="2721"/>
+          </w:tcPr>
+          <w:p>
+            <w:r/>
+            <w:r>
+              <w:rPr>
+                <w:rFonts w:ascii="宋体" w:hAnsi="宋体" w:eastAsia="宋体"/>
+                <w:b w:val="0"/>
+                <w:sz w:val="16"/>
+              </w:rPr>
+              <w:t>单季 ±5pct 以上的搬家属于结构性调仓，通常对应一次主线切换；±1pct 以内多为净值涨跌带来的被动漂移，不能读成主动决策。 怎么看：看「谁减、谁增」的配对关系：加仓行业的资金来源，往往是同一批被减仓的行业。 误读：把占比上升全算作主动加仓。行业自身大涨也会让占比上升，需结合超配变化拆分。</w:t>
+            </w:r>
+          </w:p>
+        </w:tc>
+      </w:tr>
+      <w:tr>
+        <w:tc>
+          <w:tcPr>
+            <w:tcW w:type="dxa" w:w="1474"/>
+          </w:tcPr>
+          <w:p>
+            <w:r/>
+            <w:r>
+              <w:rPr>
+                <w:rFonts w:ascii="宋体" w:hAnsi="宋体" w:eastAsia="宋体"/>
+                <w:b/>
+                <w:sz w:val="17"/>
+              </w:rPr>
+              <w:t>FCI 因子拥挤指数</w:t>
+            </w:r>
+          </w:p>
+        </w:tc>
+        <w:tc>
+          <w:tcPr>
+            <w:tcW w:type="dxa" w:w="2494"/>
+          </w:tcPr>
+          <w:p>
+            <w:r/>
+            <w:r>
+              <w:rPr>
+                <w:rFonts w:ascii="宋体" w:hAnsi="宋体" w:eastAsia="宋体"/>
+                <w:b w:val="0"/>
+                <w:sz w:val="16"/>
+              </w:rPr>
+              <w:t>行业拥挤度的市场层合成（含扩窗分位标准化）</w:t>
+            </w:r>
+          </w:p>
+        </w:tc>
+        <w:tc>
+          <w:tcPr>
+            <w:tcW w:type="dxa" w:w="2494"/>
+          </w:tcPr>
+          <w:p>
+            <w:r/>
+            <w:r>
+              <w:rPr>
+                <w:rFonts w:ascii="宋体" w:hAnsi="宋体" w:eastAsia="宋体"/>
+                <w:b w:val="0"/>
+                <w:sz w:val="16"/>
+              </w:rPr>
+              <w:t>全市场拥挤的总量度量：不问「哪里挤」，只问「整体有多挤」。</w:t>
+            </w:r>
+          </w:p>
+        </w:tc>
+        <w:tc>
+          <w:tcPr>
+            <w:tcW w:type="dxa" w:w="2721"/>
+          </w:tcPr>
+          <w:p>
+            <w:r/>
+            <w:r>
+              <w:rPr>
+                <w:rFonts w:ascii="宋体" w:hAnsi="宋体" w:eastAsia="宋体"/>
+                <w:b w:val="0"/>
+                <w:sz w:val="16"/>
+              </w:rPr>
+              <w:t>分位到 100% 说明增量资金的需求处在历史峰值；总量指标不能指出方向，必须回到行业层面找结构。 怎么看：FCI 高位 + HHI 高位＝「总量拥挤 + 结构集中」，是最脆弱的组合。 误读：用总量指标做择时。市场可以在极拥挤状态下继续上涨数月。</w:t>
+            </w:r>
+          </w:p>
+        </w:tc>
+      </w:tr>
+    </w:tbl>
+    <w:p>
+      <w:pPr>
+        <w:spacing w:before="200" w:after="80"/>
+      </w:pPr>
+      <w:r>
+        <w:rPr>
+          <w:rFonts w:ascii="微软雅黑" w:hAnsi="微软雅黑" w:eastAsia="微软雅黑"/>
+          <w:b/>
+          <w:color w:val="1F2D3D"/>
+          <w:sz w:val="25"/>
+        </w:rPr>
+        <w:t>2.3 统计检验指标（④ 因子与检验）</w:t>
+      </w:r>
+    </w:p>
+    <w:tbl>
+      <w:tblPr>
+        <w:tblStyle w:val="TableGrid"/>
+        <w:tblW w:type="auto" w:w="0"/>
+        <w:jc w:val="center"/>
+        <w:tblLook w:firstColumn="1" w:firstRow="1" w:lastColumn="0" w:lastRow="0" w:noHBand="0" w:noVBand="1" w:val="04A0"/>
+      </w:tblPr>
+      <w:tblGrid>
+        <w:gridCol w:w="2436"/>
+        <w:gridCol w:w="2436"/>
+        <w:gridCol w:w="2436"/>
+        <w:gridCol w:w="2436"/>
+      </w:tblGrid>
+      <w:tr>
+        <w:tc>
+          <w:tcPr>
+            <w:tcW w:type="dxa" w:w="1474"/>
+            <w:shd w:val="clear" w:color="auto" w:fill="EEF3FB"/>
+          </w:tcPr>
+          <w:p>
+            <w:r/>
+            <w:r>
+              <w:rPr>
+                <w:rFonts w:ascii="宋体" w:hAnsi="宋体" w:eastAsia="宋体"/>
+                <w:b/>
+                <w:sz w:val="17"/>
+              </w:rPr>
+              <w:t>指标</w:t>
+            </w:r>
+          </w:p>
+        </w:tc>
+        <w:tc>
+          <w:tcPr>
+            <w:tcW w:type="dxa" w:w="2494"/>
+            <w:shd w:val="clear" w:color="auto" w:fill="EEF3FB"/>
+          </w:tcPr>
+          <w:p>
+            <w:r/>
+            <w:r>
+              <w:rPr>
+                <w:rFonts w:ascii="宋体" w:hAnsi="宋体" w:eastAsia="宋体"/>
+                <w:b/>
+                <w:sz w:val="17"/>
+              </w:rPr>
+              <w:t>计算公式</w:t>
+            </w:r>
+          </w:p>
+        </w:tc>
+        <w:tc>
+          <w:tcPr>
+            <w:tcW w:type="dxa" w:w="2494"/>
+            <w:shd w:val="clear" w:color="auto" w:fill="EEF3FB"/>
+          </w:tcPr>
+          <w:p>
+            <w:r/>
+            <w:r>
+              <w:rPr>
+                <w:rFonts w:ascii="宋体" w:hAnsi="宋体" w:eastAsia="宋体"/>
+                <w:b/>
+                <w:sz w:val="17"/>
+              </w:rPr>
+              <w:t>经济内容</w:t>
+            </w:r>
+          </w:p>
+        </w:tc>
+        <w:tc>
+          <w:tcPr>
+            <w:tcW w:type="dxa" w:w="2721"/>
+            <w:shd w:val="clear" w:color="auto" w:fill="EEF3FB"/>
+          </w:tcPr>
+          <w:p>
+            <w:r/>
+            <w:r>
+              <w:rPr>
+                <w:rFonts w:ascii="宋体" w:hAnsi="宋体" w:eastAsia="宋体"/>
+                <w:b/>
+                <w:sz w:val="17"/>
+              </w:rPr>
+              <w:t>投资含义 / 读法与误读</w:t>
+            </w:r>
+          </w:p>
+        </w:tc>
+      </w:tr>
+      <w:tr>
+        <w:tc>
+          <w:tcPr>
+            <w:tcW w:type="dxa" w:w="1474"/>
+          </w:tcPr>
+          <w:p>
+            <w:r/>
+            <w:r>
+              <w:rPr>
+                <w:rFonts w:ascii="宋体" w:hAnsi="宋体" w:eastAsia="宋体"/>
+                <w:b/>
+                <w:sz w:val="17"/>
+              </w:rPr>
+              <w:t>RankIC</w:t>
+            </w:r>
+          </w:p>
+        </w:tc>
+        <w:tc>
+          <w:tcPr>
+            <w:tcW w:type="dxa" w:w="2494"/>
+          </w:tcPr>
+          <w:p>
+            <w:r/>
+            <w:r>
+              <w:rPr>
+                <w:rFonts w:ascii="宋体" w:hAnsi="宋体" w:eastAsia="宋体"/>
+                <w:b w:val="0"/>
+                <w:sz w:val="16"/>
+              </w:rPr>
+              <w:t>每期：因子值与下期行业收益的 Spearman 秩相关系数</w:t>
+            </w:r>
+          </w:p>
+        </w:tc>
+        <w:tc>
+          <w:tcPr>
+            <w:tcW w:type="dxa" w:w="2494"/>
+          </w:tcPr>
+          <w:p>
+            <w:r/>
+            <w:r>
+              <w:rPr>
+                <w:rFonts w:ascii="宋体" w:hAnsi="宋体" w:eastAsia="宋体"/>
+                <w:b w:val="0"/>
+                <w:sz w:val="16"/>
+              </w:rPr>
+              <w:t>因子的排序能力：它能不能把「未来涨得多的行业」排到前面。取秩相关而非 Pearson，是为了不被极端值支配。</w:t>
+            </w:r>
+          </w:p>
+        </w:tc>
+        <w:tc>
+          <w:tcPr>
+            <w:tcW w:type="dxa" w:w="2721"/>
+          </w:tcPr>
+          <w:p>
+            <w:r/>
+            <w:r>
+              <w:rPr>
+                <w:rFonts w:ascii="宋体" w:hAnsi="宋体" w:eastAsia="宋体"/>
+                <w:b w:val="0"/>
+                <w:sz w:val="16"/>
+              </w:rPr>
+              <w:t>|IC|≈0.1 已具备经济意义（31 个行业的排序，0.1 对应可观的多空差）；符号决定用法：正号＝高值行业后续占优，负号＝高值行业后续落后。 怎么看：看均值、看胜率、看显著性，三者同向才算有效；单期 IC 几乎全是噪声。 误读：拿单期 IC 说事。一期 IC=0.3 可能只是某个行业的一次事件驱动。</w:t>
+            </w:r>
+          </w:p>
+        </w:tc>
+      </w:tr>
+      <w:tr>
+        <w:tc>
+          <w:tcPr>
+            <w:tcW w:type="dxa" w:w="1474"/>
+          </w:tcPr>
+          <w:p>
+            <w:r/>
+            <w:r>
+              <w:rPr>
+                <w:rFonts w:ascii="宋体" w:hAnsi="宋体" w:eastAsia="宋体"/>
+                <w:b/>
+                <w:sz w:val="17"/>
+              </w:rPr>
+              <w:t>IC_IR</w:t>
+            </w:r>
+          </w:p>
+        </w:tc>
+        <w:tc>
+          <w:tcPr>
+            <w:tcW w:type="dxa" w:w="2494"/>
+          </w:tcPr>
+          <w:p>
+            <w:r/>
+            <w:r>
+              <w:rPr>
+                <w:rFonts w:ascii="宋体" w:hAnsi="宋体" w:eastAsia="宋体"/>
+                <w:b w:val="0"/>
+                <w:sz w:val="16"/>
+              </w:rPr>
+              <w:t>IC 均值 ÷ IC 标准差</w:t>
+            </w:r>
+          </w:p>
+        </w:tc>
+        <w:tc>
+          <w:tcPr>
+            <w:tcW w:type="dxa" w:w="2494"/>
+          </w:tcPr>
+          <w:p>
+            <w:r/>
+            <w:r>
+              <w:rPr>
+                <w:rFonts w:ascii="宋体" w:hAnsi="宋体" w:eastAsia="宋体"/>
+                <w:b w:val="0"/>
+                <w:sz w:val="16"/>
+              </w:rPr>
+              <w:t>因子有效性的稳定性：同样的均值，波动越小越可信。等价于「单位风险的超额信息」。</w:t>
+            </w:r>
+          </w:p>
+        </w:tc>
+        <w:tc>
+          <w:tcPr>
+            <w:tcW w:type="dxa" w:w="2721"/>
+          </w:tcPr>
+          <w:p>
+            <w:r/>
+            <w:r>
+              <w:rPr>
+                <w:rFonts w:ascii="宋体" w:hAnsi="宋体" w:eastAsia="宋体"/>
+                <w:b w:val="0"/>
+                <w:sz w:val="16"/>
+              </w:rPr>
+              <w:t>&gt;0.3 可用、&gt;0.5 较好；IR 低的因子即使均值漂亮，也会在实盘中反复失效。 怎么看：与样本期数一起看：8 期的 IR 0.5 远不如 30 期的 IR 0.3 可信。 误读：忽略期数直接比 IR。短样本的 IR 极不稳定。</w:t>
+            </w:r>
+          </w:p>
+        </w:tc>
+      </w:tr>
+      <w:tr>
+        <w:tc>
+          <w:tcPr>
+            <w:tcW w:type="dxa" w:w="1474"/>
+          </w:tcPr>
+          <w:p>
+            <w:r/>
+            <w:r>
+              <w:rPr>
+                <w:rFonts w:ascii="宋体" w:hAnsi="宋体" w:eastAsia="宋体"/>
+                <w:b/>
+                <w:sz w:val="17"/>
+              </w:rPr>
+              <w:t>NW t 值 / p 值</w:t>
+            </w:r>
+          </w:p>
+        </w:tc>
+        <w:tc>
+          <w:tcPr>
+            <w:tcW w:type="dxa" w:w="2494"/>
+          </w:tcPr>
+          <w:p>
+            <w:r/>
+            <w:r>
+              <w:rPr>
+                <w:rFonts w:ascii="宋体" w:hAnsi="宋体" w:eastAsia="宋体"/>
+                <w:b w:val="0"/>
+                <w:sz w:val="16"/>
+              </w:rPr>
+              <w:t>IC 序列均值的新息 t 检验，标准误经 Newey-West 自相关调整</w:t>
+            </w:r>
+          </w:p>
+        </w:tc>
+        <w:tc>
+          <w:tcPr>
+            <w:tcW w:type="dxa" w:w="2494"/>
+          </w:tcPr>
+          <w:p>
+            <w:r/>
+            <w:r>
+              <w:rPr>
+                <w:rFonts w:ascii="宋体" w:hAnsi="宋体" w:eastAsia="宋体"/>
+                <w:b w:val="0"/>
+                <w:sz w:val="16"/>
+              </w:rPr>
+              <w:t>考虑序列相关后的统计显著性。季度 IC 存在自相关，普通 t 检验会高估显著性。</w:t>
+            </w:r>
+          </w:p>
+        </w:tc>
+        <w:tc>
+          <w:tcPr>
+            <w:tcW w:type="dxa" w:w="2721"/>
+          </w:tcPr>
+          <w:p>
+            <w:r/>
+            <w:r>
+              <w:rPr>
+                <w:rFonts w:ascii="宋体" w:hAnsi="宋体" w:eastAsia="宋体"/>
+                <w:b w:val="0"/>
+                <w:sz w:val="16"/>
+              </w:rPr>
+              <w:t>|t|&gt;2 才算在 5% 水平显著；不显著意味着「现有样本无法排除运气」。 怎么看：t 与 p 配套看；同时看 Bootstrap 置信区间是否含 0（本页已给）。 误读：t 值大就下结论。多重比较（试了很多因子）会系统性抬高假阳性。</w:t>
+            </w:r>
+          </w:p>
+        </w:tc>
+      </w:tr>
+      <w:tr>
+        <w:tc>
+          <w:tcPr>
+            <w:tcW w:type="dxa" w:w="1474"/>
+          </w:tcPr>
+          <w:p>
+            <w:r/>
+            <w:r>
+              <w:rPr>
+                <w:rFonts w:ascii="宋体" w:hAnsi="宋体" w:eastAsia="宋体"/>
+                <w:b/>
+                <w:sz w:val="17"/>
+              </w:rPr>
+              <w:t>胜率（%）</w:t>
+            </w:r>
+          </w:p>
+        </w:tc>
+        <w:tc>
+          <w:tcPr>
+            <w:tcW w:type="dxa" w:w="2494"/>
+          </w:tcPr>
+          <w:p>
+            <w:r/>
+            <w:r>
+              <w:rPr>
+                <w:rFonts w:ascii="宋体" w:hAnsi="宋体" w:eastAsia="宋体"/>
+                <w:b w:val="0"/>
+                <w:sz w:val="16"/>
+              </w:rPr>
+              <w:t>IC 与预期方向一致的期数 ÷ 有效期数</w:t>
+            </w:r>
+          </w:p>
+        </w:tc>
+        <w:tc>
+          <w:tcPr>
+            <w:tcW w:type="dxa" w:w="2494"/>
+          </w:tcPr>
+          <w:p>
+            <w:r/>
+            <w:r>
+              <w:rPr>
+                <w:rFonts w:ascii="宋体" w:hAnsi="宋体" w:eastAsia="宋体"/>
+                <w:b w:val="0"/>
+                <w:sz w:val="16"/>
+              </w:rPr>
+              <w:t>方向的一致性。高胜率说明因子不是靠某一期的极值撑起均值。</w:t>
+            </w:r>
+          </w:p>
+        </w:tc>
+        <w:tc>
+          <w:tcPr>
+            <w:tcW w:type="dxa" w:w="2721"/>
+          </w:tcPr>
+          <w:p>
+            <w:r/>
+            <w:r>
+              <w:rPr>
+                <w:rFonts w:ascii="宋体" w:hAnsi="宋体" w:eastAsia="宋体"/>
+                <w:b w:val="0"/>
+                <w:sz w:val="16"/>
+              </w:rPr>
+              <w:t>&gt;60% 说明方向稳定；均值高但胜率 50% 的因子，本质是「押注少数极端期」。 怎么看：与 IC 均值、最大单期贡献一起看：剔除最好一期后是否仍有效。 误读：把小样本胜率当概率。8 期里 7 期为正，置信区间仍然很宽。</w:t>
+            </w:r>
+          </w:p>
+        </w:tc>
+      </w:tr>
+      <w:tr>
+        <w:tc>
+          <w:tcPr>
+            <w:tcW w:type="dxa" w:w="1474"/>
+          </w:tcPr>
+          <w:p>
+            <w:r/>
+            <w:r>
+              <w:rPr>
+                <w:rFonts w:ascii="宋体" w:hAnsi="宋体" w:eastAsia="宋体"/>
+                <w:b/>
+                <w:sz w:val="17"/>
+              </w:rPr>
+              <w:t>分层收益 / 单调性</w:t>
+            </w:r>
+          </w:p>
+        </w:tc>
+        <w:tc>
+          <w:tcPr>
+            <w:tcW w:type="dxa" w:w="2494"/>
+          </w:tcPr>
+          <w:p>
+            <w:r/>
+            <w:r>
+              <w:rPr>
+                <w:rFonts w:ascii="宋体" w:hAnsi="宋体" w:eastAsia="宋体"/>
+                <w:b w:val="0"/>
+                <w:sz w:val="16"/>
+              </w:rPr>
+              <w:t>按因子值把 31 个行业分 5 层，统计各层下期平均收益</w:t>
+            </w:r>
+          </w:p>
+        </w:tc>
+        <w:tc>
+          <w:tcPr>
+            <w:tcW w:type="dxa" w:w="2494"/>
+          </w:tcPr>
+          <w:p>
+            <w:r/>
+            <w:r>
+              <w:rPr>
+                <w:rFonts w:ascii="宋体" w:hAnsi="宋体" w:eastAsia="宋体"/>
+                <w:b w:val="0"/>
+                <w:sz w:val="16"/>
+              </w:rPr>
+              <w:t>因子与收益的关系形状：是单调（线性可用），还是只在尾部有效（阈值效应）。</w:t>
+            </w:r>
+          </w:p>
+        </w:tc>
+        <w:tc>
+          <w:tcPr>
+            <w:tcW w:type="dxa" w:w="2721"/>
+          </w:tcPr>
+          <w:p>
+            <w:r/>
+            <w:r>
+              <w:rPr>
+                <w:rFonts w:ascii="宋体" w:hAnsi="宋体" w:eastAsia="宋体"/>
+                <w:b w:val="0"/>
+                <w:sz w:val="16"/>
+              </w:rPr>
+              <w:t>单调才适合做加权与打分；非单调说明因子只在极端层有信息，中间层是噪声，不能用线性模型解释。 怎么看：看第 1 层与第 5 层的差（多空）、看是否逐层递增、看中间层是否混乱。 误读：只看多空差、不看单调性。多空差可能全部来自最极端的一层。</w:t>
+            </w:r>
+          </w:p>
+        </w:tc>
+      </w:tr>
+      <w:tr>
+        <w:tc>
+          <w:tcPr>
+            <w:tcW w:type="dxa" w:w="1474"/>
+          </w:tcPr>
+          <w:p>
+            <w:r/>
+            <w:r>
+              <w:rPr>
+                <w:rFonts w:ascii="宋体" w:hAnsi="宋体" w:eastAsia="宋体"/>
+                <w:b/>
+                <w:sz w:val="17"/>
+              </w:rPr>
+              <w:t>事件研究超额（%）</w:t>
+            </w:r>
+          </w:p>
+        </w:tc>
+        <w:tc>
+          <w:tcPr>
+            <w:tcW w:type="dxa" w:w="2494"/>
+          </w:tcPr>
+          <w:p>
+            <w:r/>
+            <w:r>
+              <w:rPr>
+                <w:rFonts w:ascii="宋体" w:hAnsi="宋体" w:eastAsia="宋体"/>
+                <w:b w:val="0"/>
+                <w:sz w:val="16"/>
+              </w:rPr>
+              <w:t>信号触发后 3 / 6 / 12 个月，相对基准的累计超额收益</w:t>
+            </w:r>
+          </w:p>
+        </w:tc>
+        <w:tc>
+          <w:tcPr>
+            <w:tcW w:type="dxa" w:w="2494"/>
+          </w:tcPr>
+          <w:p>
+            <w:r/>
+            <w:r>
+              <w:rPr>
+                <w:rFonts w:ascii="宋体" w:hAnsi="宋体" w:eastAsia="宋体"/>
+                <w:b w:val="0"/>
+                <w:sz w:val="16"/>
+              </w:rPr>
+              <w:t>信号的实际经济价值：不只是统计相关，而是真金白银能拿到的差额。</w:t>
+            </w:r>
+          </w:p>
+        </w:tc>
+        <w:tc>
+          <w:tcPr>
+            <w:tcW w:type="dxa" w:w="2721"/>
+          </w:tcPr>
+          <w:p>
+            <w:r/>
+            <w:r>
+              <w:rPr>
+                <w:rFonts w:ascii="宋体" w:hAnsi="宋体" w:eastAsia="宋体"/>
+                <w:b w:val="0"/>
+                <w:sz w:val="16"/>
+              </w:rPr>
+              <w:t>均值显著为负，才支持「拥挤＝风险」；不显著则说明拥挤度只是状态描述，不构成择时依据——本项目实测正是后一种情形（样本期短、触发次数少）。 怎么看：看均值、中位数、负收益概率、t 值四件套；触发次数 &lt;10 时结论只能是「待观察」。 误读：用 3 个月的结果推断长期。拥挤的代价往往在 6~12 个月才体现。</w:t>
+            </w:r>
+          </w:p>
+        </w:tc>
+      </w:tr>
+    </w:tbl>
+    <w:p>
+      <w:pPr>
+        <w:spacing w:before="200" w:after="80"/>
+      </w:pPr>
+      <w:r>
+        <w:rPr>
+          <w:rFonts w:ascii="微软雅黑" w:hAnsi="微软雅黑" w:eastAsia="微软雅黑"/>
+          <w:b/>
+          <w:color w:val="1F6FEB"/>
+          <w:sz w:val="30"/>
+        </w:rPr>
+        <w:t>3. 投资机会判断框架（三层法）</w:t>
       </w:r>
     </w:p>
     <w:p>
@@ -5183,7 +6958,7 @@
           <w:color w:val="1F6FEB"/>
           <w:sz w:val="30"/>
         </w:rPr>
-        <w:t>3. 操作指南（5 页看板怎么看）</w:t>
+        <w:t>4. 操作指南（5 页看板怎么看）</w:t>
       </w:r>
     </w:p>
     <w:p>
@@ -5239,7 +7014,7 @@
           <w:b w:val="0"/>
           <w:sz w:val="20"/>
         </w:rPr>
-        <w:t>② 行业拥挤度：31 行业排名与等级 + 变化榜（环比/同比可切换）+ 拥挤度热力图（36 期）+ 单行业钻取 + 信号触发记录</w:t>
+        <w:t>② 行业拥挤度：31 行业排名与等级 + 变化榜（环比/同比可切换）+ 拥挤度热力图（37 期）+ 单行业钻取 + 信号触发记录</w:t>
       </w:r>
     </w:p>
     <w:p>
@@ -5365,7 +7140,7 @@
           <w:color w:val="1F6FEB"/>
           <w:sz w:val="30"/>
         </w:rPr>
-        <w:t>4. 数据持续更新指南（每季报期怎么做）</w:t>
+        <w:t>5. 数据持续更新指南（每季报期怎么做）</w:t>
       </w:r>
     </w:p>
     <w:p>
@@ -5635,7 +7410,7 @@
           <w:color w:val="1F6FEB"/>
           <w:sz w:val="30"/>
         </w:rPr>
-        <w:t>5. 已知边界（如实声明）</w:t>
+        <w:t>6. 已知边界（如实声明）</w:t>
       </w:r>
     </w:p>
     <w:p>
@@ -5677,7 +7452,7 @@
           <w:b w:val="0"/>
           <w:sz w:val="20"/>
         </w:rPr>
-        <w:t>• 可建模区间主口径仅 10 期（2024Q1~2026Q2）：主口径版 F2/F3/F4b/F15 无法取值，已用偏股混合 36 期超配长历史构建长历史版完成检验（结论：不显著）</w:t>
+        <w:t>• 可建模区间主口径仅 10 期（2024Q1~2026Q2）：主口径版 F2/F3/F4b/F15 无法取值，已用偏股混合 37 期超配长历史构建长历史版完成检验（结论：不显著）</w:t>
       </w:r>
     </w:p>
     <w:p>

--- a/因子手册与操作指南.docx
+++ b/因子手册与操作指南.docx
@@ -5615,6 +5615,138 @@
                 <w:b/>
                 <w:sz w:val="17"/>
               </w:rPr>
+              <w:t>超配动量 F4 / 动量 Z F4b（pct）</w:t>
+            </w:r>
+          </w:p>
+        </w:tc>
+        <w:tc>
+          <w:tcPr>
+            <w:tcW w:type="dxa" w:w="2494"/>
+          </w:tcPr>
+          <w:p>
+            <w:r/>
+            <w:r>
+              <w:rPr>
+                <w:rFonts w:ascii="宋体" w:hAnsi="宋体" w:eastAsia="宋体"/>
+                <w:b w:val="0"/>
+                <w:sz w:val="16"/>
+              </w:rPr>
+              <w:t>F4＝本期超配 − 上期超配；F4b＝对 F4 做扩窗 Z 标准化</w:t>
+            </w:r>
+          </w:p>
+        </w:tc>
+        <w:tc>
+          <w:tcPr>
+            <w:tcW w:type="dxa" w:w="2494"/>
+          </w:tcPr>
+          <w:p>
+            <w:r/>
+            <w:r>
+              <w:rPr>
+                <w:rFonts w:ascii="宋体" w:hAnsi="宋体" w:eastAsia="宋体"/>
+                <w:b w:val="0"/>
+                <w:sz w:val="16"/>
+              </w:rPr>
+              <w:t>边际资金的方向：仓位是在继续加，还是已经停手。水平告诉你「多重」，动量告诉你「还在不在变重」——拐点总是先出现在动量上，再出现在水平上。</w:t>
+            </w:r>
+          </w:p>
+        </w:tc>
+        <w:tc>
+          <w:tcPr>
+            <w:tcW w:type="dxa" w:w="2721"/>
+          </w:tcPr>
+          <w:p>
+            <w:r/>
+            <w:r>
+              <w:rPr>
+                <w:rFonts w:ascii="宋体" w:hAnsi="宋体" w:eastAsia="宋体"/>
+                <w:b w:val="0"/>
+                <w:sz w:val="16"/>
+              </w:rPr>
+              <w:t>超配高位 + 动量转负＝「见顶但未减仓」的典型形态，是最需要警惕的组合；超配低位 + 动量转正＝资金开始试探，是赔率更好的位置。 怎么看：看符号与持续性：单季转负可能是净值波动，连续两季转负才是资金撤出。 误读：把动量当趋势。季度频率的动量只反映季末持仓差，捕捉不到季内进出。</w:t>
+            </w:r>
+          </w:p>
+        </w:tc>
+      </w:tr>
+      <w:tr>
+        <w:tc>
+          <w:tcPr>
+            <w:tcW w:type="dxa" w:w="1474"/>
+          </w:tcPr>
+          <w:p>
+            <w:r/>
+            <w:r>
+              <w:rPr>
+                <w:rFonts w:ascii="宋体" w:hAnsi="宋体" w:eastAsia="宋体"/>
+                <w:b/>
+                <w:sz w:val="17"/>
+              </w:rPr>
+              <w:t>三信号共振 F10（S1/S2/S3）（分）</w:t>
+            </w:r>
+          </w:p>
+        </w:tc>
+        <w:tc>
+          <w:tcPr>
+            <w:tcW w:type="dxa" w:w="2494"/>
+          </w:tcPr>
+          <w:p>
+            <w:r/>
+            <w:r>
+              <w:rPr>
+                <w:rFonts w:ascii="宋体" w:hAnsi="宋体" w:eastAsia="宋体"/>
+                <w:b w:val="0"/>
+                <w:sz w:val="16"/>
+              </w:rPr>
+              <w:t>S1 持仓拥挤 + S2 交易拥挤 + S3 筹码拥挤，命中计 1，合计 0~3 分</w:t>
+            </w:r>
+          </w:p>
+        </w:tc>
+        <w:tc>
+          <w:tcPr>
+            <w:tcW w:type="dxa" w:w="2494"/>
+          </w:tcPr>
+          <w:p>
+            <w:r/>
+            <w:r>
+              <w:rPr>
+                <w:rFonts w:ascii="宋体" w:hAnsi="宋体" w:eastAsia="宋体"/>
+                <w:b w:val="0"/>
+                <w:sz w:val="16"/>
+              </w:rPr>
+              <w:t>三个独立维度同时极端，才算「真拥挤」：机构仓位（供给）、交易热度（需求）、获利盘（抛压）。单维极端往往是噪声，三维共振才是结构性风险。</w:t>
+            </w:r>
+          </w:p>
+        </w:tc>
+        <w:tc>
+          <w:tcPr>
+            <w:tcW w:type="dxa" w:w="2721"/>
+          </w:tcPr>
+          <w:p>
+            <w:r/>
+            <w:r>
+              <w:rPr>
+                <w:rFonts w:ascii="宋体" w:hAnsi="宋体" w:eastAsia="宋体"/>
+                <w:b w:val="0"/>
+                <w:sz w:val="16"/>
+              </w:rPr>
+              <w:t>3/3 是最强的风险提示，但也意味着行情通常已经很陡；2/3 是「关注区」，需要结合四象限判断是趋势型还是主题型。 怎么看：先看分数，再看缺哪一维：缺 S2＝只有机构没有交易热度（存量抱团）；缺 S1＝只有交易没有机构（主题炒作）。 误读：把 3/3 当卖出信号。共振描述的是「脆弱性」，不是「时点」。</w:t>
+            </w:r>
+          </w:p>
+        </w:tc>
+      </w:tr>
+      <w:tr>
+        <w:tc>
+          <w:tcPr>
+            <w:tcW w:type="dxa" w:w="1474"/>
+          </w:tcPr>
+          <w:p>
+            <w:r/>
+            <w:r>
+              <w:rPr>
+                <w:rFonts w:ascii="宋体" w:hAnsi="宋体" w:eastAsia="宋体"/>
+                <w:b/>
+                <w:sz w:val="17"/>
+              </w:rPr>
               <w:t>综合拥挤度 F11 / F11e</w:t>
             </w:r>
           </w:p>
@@ -5960,6 +6092,72 @@
                 <w:sz w:val="16"/>
               </w:rPr>
               <w:t>CR3 超过 2/3 时，「选行业」比「选个股」更决定净值；任一头部行业的政策或景气变化，都会主导整个主动权益群体的表现。 怎么看：CR3 与 CR10 的差额＝第 4~10 名的厚度；差额小说明是「三强鼎立」，差额大说明是「一超多强」。 误读：把 CR 上升一律解读为抱团——行业市值涨跌本身会改变 CR。</w:t>
+            </w:r>
+          </w:p>
+        </w:tc>
+      </w:tr>
+      <w:tr>
+        <w:tc>
+          <w:tcPr>
+            <w:tcW w:type="dxa" w:w="1474"/>
+          </w:tcPr>
+          <w:p>
+            <w:r/>
+            <w:r>
+              <w:rPr>
+                <w:rFonts w:ascii="宋体" w:hAnsi="宋体" w:eastAsia="宋体"/>
+                <w:b/>
+                <w:sz w:val="17"/>
+              </w:rPr>
+              <w:t>极度拥挤 / 显著低配家数（家）</w:t>
+            </w:r>
+          </w:p>
+        </w:tc>
+        <w:tc>
+          <w:tcPr>
+            <w:tcW w:type="dxa" w:w="2494"/>
+          </w:tcPr>
+          <w:p>
+            <w:r/>
+            <w:r>
+              <w:rPr>
+                <w:rFonts w:ascii="宋体" w:hAnsi="宋体" w:eastAsia="宋体"/>
+                <w:b w:val="0"/>
+                <w:sz w:val="16"/>
+              </w:rPr>
+              <w:t>按等级计数：极度拥挤＝分位≥90 或 F12&gt;2.5；显著低配＝Z&lt;−1.5 或 F12&lt;0.5</w:t>
+            </w:r>
+          </w:p>
+        </w:tc>
+        <w:tc>
+          <w:tcPr>
+            <w:tcW w:type="dxa" w:w="2494"/>
+          </w:tcPr>
+          <w:p>
+            <w:r/>
+            <w:r>
+              <w:rPr>
+                <w:rFonts w:ascii="宋体" w:hAnsi="宋体" w:eastAsia="宋体"/>
+                <w:b w:val="0"/>
+                <w:sz w:val="16"/>
+              </w:rPr>
+              <w:t>市场宽度：同一时点有多少个行业处在极端状态。它回答的是「拥挤是普遍现象，还是局部现象」。</w:t>
+            </w:r>
+          </w:p>
+        </w:tc>
+        <w:tc>
+          <w:tcPr>
+            <w:tcW w:type="dxa" w:w="2721"/>
+          </w:tcPr>
+          <w:p>
+            <w:r/>
+            <w:r>
+              <w:rPr>
+                <w:rFonts w:ascii="宋体" w:hAnsi="宋体" w:eastAsia="宋体"/>
+                <w:b w:val="0"/>
+                <w:sz w:val="16"/>
+              </w:rPr>
+              <w:t>两端同时多＝K 型分化，资金在行业间搬家而非整体加仓——这类市场里「选错行业」比「看错大盘」更致命；两端都少＝共识分散，行业选择的重要性下降。 怎么看：极度拥挤 ≥3 且显著低配 ≥10 → 极端分化；两者都 ≤2 → 均匀市场，拥挤度解释力弱。 误读：把家数当强度。3 个行业「刚刚越过阈值」的风险，低于 1 个行业处在历史极值。</w:t>
             </w:r>
           </w:p>
         </w:tc>

--- a/因子手册与操作指南.docx
+++ b/因子手册与操作指南.docx
@@ -41,7 +41,7 @@
           <w:color w:val="6B7A8C"/>
           <w:sz w:val="18"/>
         </w:rPr>
-        <w:t>版本 R15（2026-10-22）· 数据源 Wind（主力）+ 东方财富妙想/同花顺 iFinD（交叉验证）</w:t>
+        <w:t>版本 R16（2026-10-22）· 数据源 Wind（主力）+ 东方财富妙想/同花顺 iFinD（交叉验证）</w:t>
       </w:r>
     </w:p>
     <w:p>
@@ -728,7 +728,7 @@
                 <w:b w:val="0"/>
                 <w:sz w:val="19"/>
               </w:rPr>
-              <w:t>F1 的 RankIC 仅 +0.05（不显著）而 F2 显著更强——经验证明**相对位置比绝对水平更有信息量**。Z-score 把 31 个行业放到同一把「自身历史」的尺子上。</w:t>
+              <w:t>F1 是绝对水平，跨行业不可比（银行天然大、电子天然小）；F2 用**自身历史**做标准化，把 31 个行业放到同一把尺子上，信息含量因此高于原始水平。具体 IC 以 ④ 页实测为准。</w:t>
             </w:r>
           </w:p>
         </w:tc>
@@ -3016,7 +3016,7 @@
                 <w:b w:val="0"/>
                 <w:sz w:val="19"/>
               </w:rPr>
-              <w:t>单一因子各有盲区；合成后 IC 从单因子 ≤0.13 跃升至 +0.34~0.41（t≈9~13），是全项目预测力最强的输出。</w:t>
+              <w:t>单一因子各有盲区（水平 / 历史位置 / 边际方向 / 筹码）；合成后 IC 高于任一单因子，且对单因子失效更稳健。当前实测值见 ④ 页「IC 汇总」，本节不复制数字以免过期。</w:t>
             </w:r>
           </w:p>
         </w:tc>
@@ -3798,7 +3798,7 @@
                 <w:b w:val="0"/>
                 <w:sz w:val="19"/>
               </w:rPr>
-              <w:t>把超配历史回填到 2016 年后，长历史扩窗因子的 IC 观测达 27~30 期：F2e +0.024（p=0.50）、F3e +0.059（p=0.11）、F4be +0.037（p=0.34）、F15e +0.003（p=0.94）——全部不显著。此前 8 期样本下 F2e +0.161、F15e −0.109 的「显著」被证明是小样本伪显著（受 2026 电子极端值驱动）。这印证了 36 期标准的价值：它筛掉了短样本的虚假信号。拥挤度因子在更长历史里没有稳定的截面预测力，本模型定位为「风险描述」而非「交易信号」。</w:t>
+              <w:t>把超配历史回填到 2016 年后，长历史扩窗因子的 IC 观测达 27~31 期：F2e/F3e 处于 0.08~0.09 的边际可用区间（p 0.04~0.07），F4be/F15e 不显著。结论：拥挤度在更长历史里没有稳定、可交易的截面预测力，本模型定位为「风险描述」而非「交易信号」。此前 8 期样本下的「强显著」已被证明是小样本伪显著；全部数值以 ④ 页实测表为准（数据更新后自动跟随）。</w:t>
             </w:r>
           </w:p>
         </w:tc>
@@ -4049,7 +4049,7 @@
                 <w:b w:val="0"/>
                 <w:sz w:val="19"/>
               </w:rPr>
-              <w:t>残差 RankIC 与原始 IC 并列报告；R_F1 残差 IC 转负且显著（−0.18）说明 F1 的正向 IC 本质是价格动量。</w:t>
+              <w:t>残差 RankIC 与原始 IC 并列报告，看**保留比例**：若残差 IC 显著低于原始 IC，说明原 IC 有相当部分来自价格动量；若残差仍显著为正，则持仓含价格之外的独立信息。具体数值见 ④ 页正交化表，不在此写死。</w:t>
             </w:r>
           </w:p>
         </w:tc>
@@ -7524,7 +7524,7 @@
           <w:b w:val="0"/>
           <w:sz w:val="20"/>
         </w:rPr>
-        <w:t>• preflight 硬约束 H1–H8 全通过、S1 告警 = 0</w:t>
+        <w:t>• preflight 硬约束 H1–H9 全通过、S1 告警 = 0</w:t>
       </w:r>
     </w:p>
     <w:p>
@@ -7665,6 +7665,20 @@
           <w:sz w:val="20"/>
         </w:rPr>
         <w:t>• 早年持仓（2010~2015、2016~2018 Q1/Q4）缺口：需批量基金季报重仓数据库（东方财富妙想为「查实体」接口、套餐对聚合数据已超限；同花顺 iFinD 需另行提供密钥）</w:t>
+      </w:r>
+    </w:p>
+    <w:p>
+      <w:pPr>
+        <w:spacing w:after="60"/>
+        <w:ind w:left="283"/>
+      </w:pPr>
+      <w:r>
+        <w:rPr>
+          <w:rFonts w:ascii="宋体" w:hAnsi="宋体" w:eastAsia="宋体"/>
+          <w:b w:val="0"/>
+          <w:sz w:val="20"/>
+        </w:rPr>
+        <w:t>• 行业季度涨跌幅曾存在前值填充缺陷（486 格，2022Q1 起），已于 R16 用 Wind 季 K 重抓替换；修正后 F9/F13 的 IC 归零、F11 边际显著（p=0.06），拥挤度仍无稳定可交易的截面预测力</w:t>
       </w:r>
     </w:p>
     <w:p>

--- a/因子手册与操作指南.docx
+++ b/因子手册与操作指南.docx
@@ -41,7 +41,7 @@
           <w:color w:val="6B7A8C"/>
           <w:sz w:val="18"/>
         </w:rPr>
-        <w:t>版本 R16（2026-10-22）· 数据源 Wind（主力）+ 东方财富妙想/同花顺 iFinD（交叉验证）</w:t>
+        <w:t>版本 R17（2026-10-28）· 数据源 Wind（主力）+ 东方财富妙想/同花顺 iFinD（交叉验证）</w:t>
       </w:r>
     </w:p>
     <w:p>
@@ -1224,7 +1224,7 @@
                 <w:b w:val="0"/>
                 <w:sz w:val="19"/>
               </w:rPr>
-              <w:t>由 F1 派生。（当前样本实际可用 9 期）</w:t>
+              <w:t>由 F1 派生。（当前样本实际可用 10 期）</w:t>
             </w:r>
           </w:p>
         </w:tc>
@@ -1510,7 +1510,7 @@
                 <w:b w:val="0"/>
                 <w:sz w:val="19"/>
               </w:rPr>
-              <w:t>由 F1 派生。（当前样本实际可用 1 期）</w:t>
+              <w:t>由 F1 派生。（当前样本实际可用 2 期）</w:t>
             </w:r>
           </w:p>
         </w:tc>
@@ -2082,7 +2082,7 @@
                 <w:b w:val="0"/>
                 <w:sz w:val="19"/>
               </w:rPr>
-              <w:t>Wind：申万一级行业指数季度成交额（18 期全覆盖）。（当前样本实际可用 14 期）</w:t>
+              <w:t>Wind：申万一级行业指数季度成交额（18 期全覆盖）。（当前样本实际可用 15 期）</w:t>
             </w:r>
           </w:p>
         </w:tc>
@@ -3512,7 +3512,7 @@
                 <w:b w:val="0"/>
                 <w:sz w:val="19"/>
               </w:rPr>
-              <w:t>由 F1/F2 派生。（当前样本实际可用 2 期）</w:t>
+              <w:t>由 F1/F2 派生。（当前样本实际可用 3 期）</w:t>
             </w:r>
           </w:p>
         </w:tc>
@@ -3833,7 +3833,7 @@
                 <w:b w:val="0"/>
                 <w:sz w:val="19"/>
               </w:rPr>
-              <w:t>Wind：偏股混合重仓（eq_series 35 期）+ 动态 hs300 权重（18 期）。（当前样本实际可用 29 期）</w:t>
+              <w:t>Wind：偏股混合重仓（eq_series 35 期）+ 动态 hs300 权重（18 期）。（当前样本实际可用 30 期）</w:t>
             </w:r>
           </w:p>
         </w:tc>

--- a/因子手册与操作指南.docx
+++ b/因子手册与操作指南.docx
@@ -3544,7 +3544,7 @@
           <w:color w:val="37485C"/>
           <w:sz w:val="20"/>
         </w:rPr>
-        <w:t>用偏股混合长历史超配序列做扩窗，把 F2/F3/F4b/F15 从「无法取值」变成「可检验」——结论是：拥挤度因子在长历史下不稳健。</w:t>
+        <w:t>用偏股混合长历史超配序列做扩窗，把 F2/F3/F4b/F15 从「无法取值」变成「可检验」：长历史 IC 不显著，但 Δ超配Z 多空在 2023 年后 NW t=2.69——只在近三年样本内使用。</w:t>
       </w:r>
     </w:p>
     <w:tbl>
@@ -7156,7 +7156,7 @@
           <w:color w:val="1F6FEB"/>
           <w:sz w:val="30"/>
         </w:rPr>
-        <w:t>4. 操作指南（5 页看板怎么看）</w:t>
+        <w:t>4. 操作指南（6 页看板怎么看）</w:t>
       </w:r>
     </w:p>
     <w:p>
@@ -7184,7 +7184,21 @@
           <w:b w:val="0"/>
           <w:sz w:val="20"/>
         </w:rPr>
-        <w:t>① 总览：综合判断（市场状态/HHI分位/极度拥挤数/FCI + 5 条判断理由 + 特征 + 拐点）+ 投资机会解读</w:t>
+        <w:t>① 总览：第一屏是「变化结论」（一句话 + 四个数字 + 三条判断卡），其后才是综合判断与水平值（HHI/CR/FCI）</w:t>
+      </w:r>
+    </w:p>
+    <w:p>
+      <w:pPr>
+        <w:spacing w:after="60"/>
+        <w:ind w:left="283"/>
+      </w:pPr>
+      <w:r>
+        <w:rPr>
+          <w:rFonts w:ascii="宋体" w:hAnsi="宋体" w:eastAsia="宋体"/>
+          <w:b w:val="0"/>
+          <w:sz w:val="20"/>
+        </w:rPr>
+        <w:t>①b 环比变化：结论区 → Δ超配Z 变化榜 → 四象限（绝对阈值）→ 等级迁移 → 行业→个股 → IC/多空/成本/正交化证据 → 样本体检；全站环比只用 Δ超配Z，Δ配置pp 仅作悬浮提示</w:t>
       </w:r>
     </w:p>
     <w:p>
@@ -7212,7 +7226,7 @@
           <w:b w:val="0"/>
           <w:sz w:val="20"/>
         </w:rPr>
-        <w:t>② 行业拥挤度：31 行业排名与等级 + 变化榜（环比/同比可切换）+ 拥挤度热力图（37 期）+ 单行业钻取 + 信号触发记录</w:t>
+        <w:t>② 行业拥挤度：31 行业排名与等级 + 变化榜（环比/同比可切换）+ 拥挤度热力图（43 期）+ 单行业钻取 + 信号触发记录</w:t>
       </w:r>
     </w:p>
     <w:p>
@@ -7325,6 +7339,76 @@
           <w:sz w:val="20"/>
         </w:rPr>
         <w:t>• 单期极值可能由口径或单期驱动，结论要回 ④ 检验表与 ⑤ 溯源表交叉确认</w:t>
+      </w:r>
+    </w:p>
+    <w:p>
+      <w:pPr>
+        <w:spacing w:before="120" w:after="80"/>
+      </w:pPr>
+      <w:r>
+        <w:rPr>
+          <w:rFonts w:ascii="微软雅黑" w:hAnsi="微软雅黑" w:eastAsia="微软雅黑"/>
+          <w:b/>
+          <w:color w:val="37485C"/>
+          <w:sz w:val="22"/>
+        </w:rPr>
+        <w:t>环比口径（R18 起强制）</w:t>
+      </w:r>
+    </w:p>
+    <w:p>
+      <w:pPr>
+        <w:spacing w:after="60"/>
+        <w:ind w:left="283"/>
+      </w:pPr>
+      <w:r>
+        <w:rPr>
+          <w:rFonts w:ascii="宋体" w:hAnsi="宋体" w:eastAsia="宋体"/>
+          <w:b w:val="0"/>
+          <w:sz w:val="20"/>
+        </w:rPr>
+        <w:t>• 主判断：Δ超配Z（长历史 F2e 一阶差分）；Δ配置pp 的 RankIC +0.008（NW t=0.14，p=0.894）不显著，禁止作主判断</w:t>
+      </w:r>
+    </w:p>
+    <w:p>
+      <w:pPr>
+        <w:spacing w:after="60"/>
+        <w:ind w:left="283"/>
+      </w:pPr>
+      <w:r>
+        <w:rPr>
+          <w:rFonts w:ascii="宋体" w:hAnsi="宋体" w:eastAsia="宋体"/>
+          <w:b w:val="0"/>
+          <w:sz w:val="20"/>
+        </w:rPr>
+        <w:t>• 四象限用绝对阈值：Z ≥ 2.0 或分位 ≥ 80% 为高位，Z ≤ −1.5 或分位 ≤ 20% 为低位，|ΔZ| &lt; 0.20σ 为方向不明</w:t>
+      </w:r>
+    </w:p>
+    <w:p>
+      <w:pPr>
+        <w:spacing w:after="60"/>
+        <w:ind w:left="283"/>
+      </w:pPr>
+      <w:r>
+        <w:rPr>
+          <w:rFonts w:ascii="宋体" w:hAnsi="宋体" w:eastAsia="宋体"/>
+          <w:b w:val="0"/>
+          <w:sz w:val="20"/>
+        </w:rPr>
+        <w:t>• 多空组合（上下各 8 个行业）：2019Q3–2026Q2 共 28 期，年化 +11.31%、t=2.47、胜率 64%；2019–2022 段 t=0.66、2023 年后 t=2.69</w:t>
+      </w:r>
+    </w:p>
+    <w:p>
+      <w:pPr>
+        <w:spacing w:after="60"/>
+        <w:ind w:left="283"/>
+      </w:pPr>
+      <w:r>
+        <w:rPr>
+          <w:rFonts w:ascii="宋体" w:hAnsi="宋体" w:eastAsia="宋体"/>
+          <w:b w:val="0"/>
+          <w:sz w:val="20"/>
+        </w:rPr>
+        <w:t>• 边界：只在近三年样本内使用，每季复核；连续两季多空价差为负即暂停</w:t>
       </w:r>
     </w:p>
     <w:p>

--- a/因子手册与操作指南.docx
+++ b/因子手册与操作指南.docx
@@ -7413,6 +7413,76 @@
     </w:p>
     <w:p>
       <w:pPr>
+        <w:spacing w:before="120" w:after="80"/>
+      </w:pPr>
+      <w:r>
+        <w:rPr>
+          <w:rFonts w:ascii="微软雅黑" w:hAnsi="微软雅黑" w:eastAsia="微软雅黑"/>
+          <w:b/>
+          <w:color w:val="37485C"/>
+          <w:sz w:val="22"/>
+        </w:rPr>
+        <w:t>4.2 六项验证与决策规则（R19 起强制）</w:t>
+      </w:r>
+    </w:p>
+    <w:p>
+      <w:pPr>
+        <w:spacing w:after="60"/>
+        <w:ind w:left="283"/>
+      </w:pPr>
+      <w:r>
+        <w:rPr>
+          <w:rFonts w:ascii="宋体" w:hAnsi="宋体" w:eastAsia="宋体"/>
+          <w:b w:val="0"/>
+          <w:sz w:val="20"/>
+        </w:rPr>
+        <w:t>• 通过标准：n≥12、NW p&lt;0.10、5组单调秩相关≥0.8、剔Q4方向一致、分段方向一致、正交化后仍显著、20bp成本后仍为正</w:t>
+      </w:r>
+    </w:p>
+    <w:p>
+      <w:pPr>
+        <w:spacing w:after="60"/>
+        <w:ind w:left="283"/>
+      </w:pPr>
+      <w:r>
+        <w:rPr>
+          <w:rFonts w:ascii="宋体" w:hAnsi="宋体" w:eastAsia="宋体"/>
+          <w:b w:val="0"/>
+          <w:sz w:val="20"/>
+        </w:rPr>
+        <w:t>• 本期结果：0/4 个度量通过全部六项；超配分位 4/6（剔Q4 p=0.110、2019–2022 段 IC −0.055），超配动量 3/6（n=9），超配比例 2/6，主动加减仓 0/6</w:t>
+      </w:r>
+    </w:p>
+    <w:p>
+      <w:pPr>
+        <w:spacing w:after="60"/>
+        <w:ind w:left="283"/>
+      </w:pPr>
+      <w:r>
+        <w:rPr>
+          <w:rFonts w:ascii="宋体" w:hAnsi="宋体" w:eastAsia="宋体"/>
+          <w:b w:val="0"/>
+          <w:sz w:val="20"/>
+        </w:rPr>
+        <w:t>• 因此决策表只给参考清单，摘要第一行写明「本期不给可执行指令」</w:t>
+      </w:r>
+    </w:p>
+    <w:p>
+      <w:pPr>
+        <w:spacing w:after="60"/>
+        <w:ind w:left="283"/>
+      </w:pPr>
+      <w:r>
+        <w:rPr>
+          <w:rFonts w:ascii="宋体" w:hAnsi="宋体" w:eastAsia="宋体"/>
+          <w:b w:val="0"/>
+          <w:sz w:val="20"/>
+        </w:rPr>
+        <w:t>• 决策动作：超配=分位≥80且主动&gt;0；回避=分位≤20且主动&lt;0；低配=二者其一；标配=其余</w:t>
+      </w:r>
+    </w:p>
+    <w:p>
+      <w:pPr>
         <w:spacing w:before="200" w:after="80"/>
       </w:pPr>
       <w:r>
